--- a/files/Menu-LionHotel.docx
+++ b/files/Menu-LionHotel.docx
@@ -2,965 +2,6 @@
 <file path=word/document.xml><?xml version="1.0" encoding="utf-8"?>
 <w:document xmlns:wpc="http://schemas.microsoft.com/office/word/2010/wordprocessingCanvas" xmlns:cx="http://schemas.microsoft.com/office/drawing/2014/chartex" xmlns:cx1="http://schemas.microsoft.com/office/drawing/2015/9/8/chartex" xmlns:cx2="http://schemas.microsoft.com/office/drawing/2015/10/21/chartex" xmlns:cx3="http://schemas.microsoft.com/office/drawing/2016/5/9/chartex" xmlns:cx4="http://schemas.microsoft.com/office/drawing/2016/5/10/chartex" xmlns:cx5="http://schemas.microsoft.com/office/drawing/2016/5/11/chartex" xmlns:cx6="http://schemas.microsoft.com/office/drawing/2016/5/12/chartex" xmlns:cx7="http://schemas.microsoft.com/office/drawing/2016/5/13/chartex" xmlns:cx8="http://schemas.microsoft.com/office/drawing/2016/5/14/chartex" xmlns:mc="http://schemas.openxmlformats.org/markup-compatibility/2006" xmlns:aink="http://schemas.microsoft.com/office/drawing/2016/ink" xmlns:am3d="http://schemas.microsoft.com/office/drawing/2017/model3d" xmlns:o="urn:schemas-microsoft-com:office:office" xmlns:oel="http://schemas.microsoft.com/office/2019/extlst" xmlns:r="http://schemas.openxmlformats.org/officeDocument/2006/relationships" xmlns:m="http://schemas.openxmlformats.org/officeDocument/2006/math" xmlns:v="urn:schemas-microsoft-com:vml" xmlns:wp14="http://schemas.microsoft.com/office/word/2010/wordprocessingDrawing" xmlns:wp="http://schemas.openxmlformats.org/drawingml/2006/wordprocessingDrawing" xmlns:w10="urn:schemas-microsoft-com:office:word" xmlns:w="http://schemas.openxmlformats.org/wordprocessingml/2006/main" xmlns:w14="http://schemas.microsoft.com/office/word/2010/wordml" xmlns:w15="http://schemas.microsoft.com/office/word/2012/wordml" xmlns:w16cex="http://schemas.microsoft.com/office/word/2018/wordml/cex" xmlns:w16cid="http://schemas.microsoft.com/office/word/2016/wordml/cid" xmlns:w16="http://schemas.microsoft.com/office/word/2018/wordml" xmlns:w16du="http://schemas.microsoft.com/office/word/2023/wordml/word16du" xmlns:w16sdtdh="http://schemas.microsoft.com/office/word/2020/wordml/sdtdatahash" xmlns:w16sdtfl="http://schemas.microsoft.com/office/word/2024/wordml/sdtformatlock" xmlns:w16se="http://schemas.microsoft.com/office/word/2015/wordml/symex" xmlns:wpg="http://schemas.microsoft.com/office/word/2010/wordprocessingGroup" xmlns:wpi="http://schemas.microsoft.com/office/word/2010/wordprocessingInk" xmlns:wne="http://schemas.microsoft.com/office/word/2006/wordml" xmlns:wps="http://schemas.microsoft.com/office/word/2010/wordprocessingShape" mc:Ignorable="w14 w15 w16se w16cid w16 w16cex w16sdtdh w16sdtfl w16du wp14">
   <w:body>
-    <w:sdt>
-      <w:sdtPr>
-        <w:rPr>
-          <w:color w:val="4F81BD" w:themeColor="accent1"/>
-        </w:rPr>
-        <w:id w:val="1800419320"/>
-        <w:docPartObj>
-          <w:docPartGallery w:val="Cover Pages"/>
-          <w:docPartUnique/>
-        </w:docPartObj>
-      </w:sdtPr>
-      <w:sdtEndPr>
-        <w:rPr>
-          <w:rFonts w:ascii="Trebuchet MS" w:eastAsia="Trebuchet MS" w:hAnsi="Trebuchet MS" w:cs="Trebuchet MS"/>
-          <w:b/>
-          <w:bCs/>
-          <w:color w:val="auto"/>
-        </w:rPr>
-      </w:sdtEndPr>
-      <w:sdtContent>
-        <w:p>
-          <w:pPr>
-            <w:pStyle w:val="NoSpacing"/>
-            <w:spacing w:before="1540" w:after="240"/>
-            <w:jc w:val="center"/>
-            <w:rPr>
-              <w:color w:val="4F81BD" w:themeColor="accent1"/>
-            </w:rPr>
-          </w:pPr>
-          <w:r>
-            <w:rPr>
-              <w:noProof/>
-              <w:spacing w:val="-10"/>
-            </w:rPr>
-            <w:drawing>
-              <wp:anchor distT="0" distB="0" distL="114300" distR="114300" simplePos="0" relativeHeight="251659264" behindDoc="0" locked="0" layoutInCell="1" allowOverlap="1" wp14:anchorId="113F5244" wp14:editId="2999C16F">
-                <wp:simplePos x="0" y="0"/>
-                <wp:positionH relativeFrom="column">
-                  <wp:posOffset>2320290</wp:posOffset>
-                </wp:positionH>
-                <wp:positionV relativeFrom="paragraph">
-                  <wp:posOffset>-8363</wp:posOffset>
-                </wp:positionV>
-                <wp:extent cx="933450" cy="933450"/>
-                <wp:effectExtent l="0" t="0" r="0" b="0"/>
-                <wp:wrapTopAndBottom/>
-                <wp:docPr id="278147629" name="Picture 1"/>
-                <wp:cNvGraphicFramePr>
-                  <a:graphicFrameLocks xmlns:a="http://schemas.openxmlformats.org/drawingml/2006/main" noChangeAspect="1"/>
-                </wp:cNvGraphicFramePr>
-                <a:graphic xmlns:a="http://schemas.openxmlformats.org/drawingml/2006/main">
-                  <a:graphicData uri="http://schemas.openxmlformats.org/drawingml/2006/picture">
-                    <pic:pic xmlns:pic="http://schemas.openxmlformats.org/drawingml/2006/picture">
-                      <pic:nvPicPr>
-                        <pic:cNvPr id="360293586" name="Picture 360293586"/>
-                        <pic:cNvPicPr/>
-                      </pic:nvPicPr>
-                      <pic:blipFill>
-                        <a:blip r:embed="rId5" cstate="print">
-                          <a:extLst>
-                            <a:ext uri="{28A0092B-C50C-407E-A947-70E740481C1C}">
-                              <a14:useLocalDpi xmlns:a14="http://schemas.microsoft.com/office/drawing/2010/main" val="0"/>
-                            </a:ext>
-                          </a:extLst>
-                        </a:blip>
-                        <a:stretch>
-                          <a:fillRect/>
-                        </a:stretch>
-                      </pic:blipFill>
-                      <pic:spPr>
-                        <a:xfrm>
-                          <a:off x="0" y="0"/>
-                          <a:ext cx="933450" cy="933450"/>
-                        </a:xfrm>
-                        <a:prstGeom prst="rect">
-                          <a:avLst/>
-                        </a:prstGeom>
-                      </pic:spPr>
-                    </pic:pic>
-                  </a:graphicData>
-                </a:graphic>
-                <wp14:sizeRelH relativeFrom="margin">
-                  <wp14:pctWidth>0</wp14:pctWidth>
-                </wp14:sizeRelH>
-                <wp14:sizeRelV relativeFrom="margin">
-                  <wp14:pctHeight>0</wp14:pctHeight>
-                </wp14:sizeRelV>
-              </wp:anchor>
-            </w:drawing>
-          </w:r>
-          <w:r>
-            <w:rPr>
-              <w:noProof/>
-              <w:color w:val="4F81BD" w:themeColor="accent1"/>
-            </w:rPr>
-            <w:drawing>
-              <wp:inline distT="0" distB="0" distL="0" distR="0" wp14:anchorId="7644449A" wp14:editId="3408BDBC">
-                <wp:extent cx="1417320" cy="750898"/>
-                <wp:effectExtent l="0" t="0" r="0" b="0"/>
-                <wp:docPr id="143" name="Picture 144"/>
-                <wp:cNvGraphicFramePr>
-                  <a:graphicFrameLocks xmlns:a="http://schemas.openxmlformats.org/drawingml/2006/main" noChangeAspect="1"/>
-                </wp:cNvGraphicFramePr>
-                <a:graphic xmlns:a="http://schemas.openxmlformats.org/drawingml/2006/main">
-                  <a:graphicData uri="http://schemas.openxmlformats.org/drawingml/2006/picture">
-                    <pic:pic xmlns:pic="http://schemas.openxmlformats.org/drawingml/2006/picture">
-                      <pic:nvPicPr>
-                        <pic:cNvPr id="3" name="t55.png"/>
-                        <pic:cNvPicPr/>
-                      </pic:nvPicPr>
-                      <pic:blipFill>
-                        <a:blip r:embed="rId6" cstate="print">
-                          <a:duotone>
-                            <a:schemeClr val="accent1">
-                              <a:shade val="45000"/>
-                              <a:satMod val="135000"/>
-                            </a:schemeClr>
-                            <a:prstClr val="white"/>
-                          </a:duotone>
-                          <a:extLst>
-                            <a:ext uri="{28A0092B-C50C-407E-A947-70E740481C1C}">
-                              <a14:useLocalDpi xmlns:a14="http://schemas.microsoft.com/office/drawing/2010/main" val="0"/>
-                            </a:ext>
-                          </a:extLst>
-                        </a:blip>
-                        <a:stretch>
-                          <a:fillRect/>
-                        </a:stretch>
-                      </pic:blipFill>
-                      <pic:spPr>
-                        <a:xfrm>
-                          <a:off x="0" y="0"/>
-                          <a:ext cx="1417320" cy="750898"/>
-                        </a:xfrm>
-                        <a:prstGeom prst="rect">
-                          <a:avLst/>
-                        </a:prstGeom>
-                        <a:noFill/>
-                        <a:ln>
-                          <a:noFill/>
-                        </a:ln>
-                      </pic:spPr>
-                    </pic:pic>
-                  </a:graphicData>
-                </a:graphic>
-              </wp:inline>
-            </w:drawing>
-          </w:r>
-        </w:p>
-        <w:sdt>
-          <w:sdtPr>
-            <w:rPr>
-              <w:rFonts w:asciiTheme="majorHAnsi" w:eastAsiaTheme="majorEastAsia" w:hAnsiTheme="majorHAnsi" w:cstheme="majorBidi"/>
-              <w:caps/>
-              <w:color w:val="4F81BD" w:themeColor="accent1"/>
-              <w:sz w:val="72"/>
-              <w:szCs w:val="72"/>
-            </w:rPr>
-            <w:alias w:val="Title"/>
-            <w:tag w:val=""/>
-            <w:id w:val="1735040861"/>
-            <w:placeholder>
-              <w:docPart w:val="FE378C1F7FC14D8A8B3E515AF3C6E23E"/>
-            </w:placeholder>
-            <w:dataBinding w:prefixMappings="xmlns:ns0='http://purl.org/dc/elements/1.1/' xmlns:ns1='http://schemas.openxmlformats.org/package/2006/metadata/core-properties' " w:xpath="/ns1:coreProperties[1]/ns0:title[1]" w:storeItemID="{6C3C8BC8-F283-45AE-878A-BAB7291924A1}"/>
-            <w:text/>
-          </w:sdtPr>
-          <w:sdtEndPr>
-            <w:rPr>
-              <w:sz w:val="80"/>
-              <w:szCs w:val="80"/>
-            </w:rPr>
-          </w:sdtEndPr>
-          <w:sdtContent>
-            <w:p>
-              <w:pPr>
-                <w:pStyle w:val="NoSpacing"/>
-                <w:pBdr>
-                  <w:top w:val="single" w:sz="6" w:space="6" w:color="4F81BD" w:themeColor="accent1"/>
-                  <w:bottom w:val="single" w:sz="6" w:space="6" w:color="4F81BD" w:themeColor="accent1"/>
-                </w:pBdr>
-                <w:spacing w:after="240"/>
-                <w:jc w:val="center"/>
-                <w:rPr>
-                  <w:rFonts w:asciiTheme="majorHAnsi" w:eastAsiaTheme="majorEastAsia" w:hAnsiTheme="majorHAnsi" w:cstheme="majorBidi"/>
-                  <w:caps/>
-                  <w:color w:val="4F81BD" w:themeColor="accent1"/>
-                  <w:sz w:val="80"/>
-                  <w:szCs w:val="80"/>
-                </w:rPr>
-              </w:pPr>
-              <w:r>
-                <w:rPr>
-                  <w:rFonts w:asciiTheme="majorHAnsi" w:eastAsiaTheme="majorEastAsia" w:hAnsiTheme="majorHAnsi" w:cstheme="majorBidi"/>
-                  <w:caps/>
-                  <w:color w:val="4F81BD" w:themeColor="accent1"/>
-                  <w:sz w:val="72"/>
-                  <w:szCs w:val="72"/>
-                </w:rPr>
-                <w:t>MEnu List</w:t>
-              </w:r>
-            </w:p>
-          </w:sdtContent>
-        </w:sdt>
-        <w:p>
-          <w:pPr>
-            <w:pStyle w:val="NoSpacing"/>
-            <w:rPr>
-              <w:color w:val="4F81BD" w:themeColor="accent1"/>
-              <w:sz w:val="48"/>
-              <w:szCs w:val="48"/>
-            </w:rPr>
-          </w:pPr>
-        </w:p>
-        <w:p>
-          <w:pPr>
-            <w:pStyle w:val="NoSpacing"/>
-            <w:jc w:val="center"/>
-            <w:rPr>
-              <w:color w:val="4F81BD" w:themeColor="accent1"/>
-              <w:sz w:val="48"/>
-              <w:szCs w:val="48"/>
-            </w:rPr>
-          </w:pPr>
-          <w:r>
-            <w:rPr>
-              <w:noProof/>
-              <w:color w:val="4F81BD" w:themeColor="accent1"/>
-            </w:rPr>
-            <w:drawing>
-              <wp:inline distT="0" distB="0" distL="0" distR="0" wp14:anchorId="7D9B80B6" wp14:editId="51A5C8CB">
-                <wp:extent cx="758952" cy="478932"/>
-                <wp:effectExtent l="0" t="0" r="3175" b="0"/>
-                <wp:docPr id="144" name="Picture 147"/>
-                <wp:cNvGraphicFramePr>
-                  <a:graphicFrameLocks xmlns:a="http://schemas.openxmlformats.org/drawingml/2006/main" noChangeAspect="1"/>
-                </wp:cNvGraphicFramePr>
-                <a:graphic xmlns:a="http://schemas.openxmlformats.org/drawingml/2006/main">
-                  <a:graphicData uri="http://schemas.openxmlformats.org/drawingml/2006/picture">
-                    <pic:pic xmlns:pic="http://schemas.openxmlformats.org/drawingml/2006/picture">
-                      <pic:nvPicPr>
-                        <pic:cNvPr id="9" name="roco bottom.png"/>
-                        <pic:cNvPicPr/>
-                      </pic:nvPicPr>
-                      <pic:blipFill>
-                        <a:blip r:embed="rId7" cstate="print">
-                          <a:duotone>
-                            <a:schemeClr val="accent1">
-                              <a:shade val="45000"/>
-                              <a:satMod val="135000"/>
-                            </a:schemeClr>
-                            <a:prstClr val="white"/>
-                          </a:duotone>
-                          <a:extLst>
-                            <a:ext uri="{28A0092B-C50C-407E-A947-70E740481C1C}">
-                              <a14:useLocalDpi xmlns:a14="http://schemas.microsoft.com/office/drawing/2010/main" val="0"/>
-                            </a:ext>
-                          </a:extLst>
-                        </a:blip>
-                        <a:stretch>
-                          <a:fillRect/>
-                        </a:stretch>
-                      </pic:blipFill>
-                      <pic:spPr>
-                        <a:xfrm>
-                          <a:off x="0" y="0"/>
-                          <a:ext cx="758952" cy="478932"/>
-                        </a:xfrm>
-                        <a:prstGeom prst="rect">
-                          <a:avLst/>
-                        </a:prstGeom>
-                      </pic:spPr>
-                    </pic:pic>
-                  </a:graphicData>
-                </a:graphic>
-              </wp:inline>
-            </w:drawing>
-          </w:r>
-        </w:p>
-        <w:p>
-          <w:pPr>
-            <w:pStyle w:val="NoSpacing"/>
-            <w:rPr>
-              <w:color w:val="4F81BD" w:themeColor="accent1"/>
-              <w:sz w:val="48"/>
-              <w:szCs w:val="48"/>
-            </w:rPr>
-          </w:pPr>
-        </w:p>
-        <w:p>
-          <w:pPr>
-            <w:pStyle w:val="NoSpacing"/>
-            <w:spacing w:after="120"/>
-            <w:jc w:val="center"/>
-            <w:rPr>
-              <w:rFonts w:asciiTheme="majorHAnsi" w:hAnsiTheme="majorHAnsi"/>
-              <w:color w:val="4F81BD" w:themeColor="accent1"/>
-              <w:sz w:val="48"/>
-              <w:szCs w:val="48"/>
-            </w:rPr>
-          </w:pPr>
-        </w:p>
-        <w:tbl>
-          <w:tblPr>
-            <w:tblStyle w:val="ListTable4-Accent4"/>
-            <w:tblW w:w="0" w:type="auto"/>
-            <w:tblInd w:w="1101" w:type="dxa"/>
-            <w:tblBorders>
-              <w:top w:val="none" w:sz="0" w:space="0" w:color="auto"/>
-              <w:left w:val="none" w:sz="0" w:space="0" w:color="auto"/>
-              <w:bottom w:val="none" w:sz="0" w:space="0" w:color="auto"/>
-              <w:right w:val="none" w:sz="0" w:space="0" w:color="auto"/>
-              <w:insideH w:val="none" w:sz="0" w:space="0" w:color="auto"/>
-            </w:tblBorders>
-            <w:tblLook w:val="0620" w:firstRow="1" w:lastRow="0" w:firstColumn="0" w:lastColumn="0" w:noHBand="1" w:noVBand="1"/>
-          </w:tblPr>
-          <w:tblGrid>
-            <w:gridCol w:w="3348"/>
-            <w:gridCol w:w="2373"/>
-            <w:gridCol w:w="2187"/>
-          </w:tblGrid>
-          <w:tr>
-            <w:trPr>
-              <w:cnfStyle w:val="100000000000" w:firstRow="1" w:lastRow="0" w:firstColumn="0" w:lastColumn="0" w:oddVBand="0" w:evenVBand="0" w:oddHBand="0" w:evenHBand="0" w:firstRowFirstColumn="0" w:firstRowLastColumn="0" w:lastRowFirstColumn="0" w:lastRowLastColumn="0"/>
-            </w:trPr>
-            <w:tc>
-              <w:tcPr>
-                <w:tcW w:w="3348" w:type="dxa"/>
-                <w:tcBorders>
-                  <w:top w:val="none" w:sz="0" w:space="0" w:color="auto"/>
-                  <w:left w:val="none" w:sz="0" w:space="0" w:color="auto"/>
-                  <w:bottom w:val="single" w:sz="4" w:space="0" w:color="auto"/>
-                </w:tcBorders>
-                <w:shd w:val="clear" w:color="auto" w:fill="auto"/>
-              </w:tcPr>
-              <w:p>
-                <w:pPr>
-                  <w:pStyle w:val="NoSpacing"/>
-                  <w:spacing w:after="120"/>
-                  <w:rPr>
-                    <w:rFonts w:asciiTheme="majorHAnsi" w:hAnsiTheme="majorHAnsi"/>
-                    <w:color w:val="4F81BD" w:themeColor="accent1"/>
-                    <w:sz w:val="40"/>
-                    <w:szCs w:val="40"/>
-                  </w:rPr>
-                </w:pPr>
-                <w:r>
-                  <w:rPr>
-                    <w:rFonts w:asciiTheme="majorHAnsi" w:hAnsiTheme="majorHAnsi"/>
-                    <w:color w:val="4F81BD" w:themeColor="accent1"/>
-                    <w:sz w:val="40"/>
-                    <w:szCs w:val="40"/>
-                  </w:rPr>
-                  <w:t>Hotel</w:t>
-                </w:r>
-              </w:p>
-            </w:tc>
-            <w:tc>
-              <w:tcPr>
-                <w:tcW w:w="2373" w:type="dxa"/>
-                <w:tcBorders>
-                  <w:top w:val="none" w:sz="0" w:space="0" w:color="auto"/>
-                  <w:bottom w:val="single" w:sz="4" w:space="0" w:color="auto"/>
-                </w:tcBorders>
-                <w:shd w:val="clear" w:color="auto" w:fill="auto"/>
-              </w:tcPr>
-              <w:p>
-                <w:pPr>
-                  <w:pStyle w:val="NoSpacing"/>
-                  <w:spacing w:after="120"/>
-                  <w:rPr>
-                    <w:rFonts w:asciiTheme="majorHAnsi" w:hAnsiTheme="majorHAnsi"/>
-                    <w:color w:val="4F81BD" w:themeColor="accent1"/>
-                    <w:sz w:val="40"/>
-                    <w:szCs w:val="40"/>
-                  </w:rPr>
-                </w:pPr>
-                <w:r>
-                  <w:rPr>
-                    <w:rFonts w:asciiTheme="majorHAnsi" w:hAnsiTheme="majorHAnsi"/>
-                    <w:color w:val="4F81BD" w:themeColor="accent1"/>
-                    <w:sz w:val="40"/>
-                    <w:szCs w:val="40"/>
-                  </w:rPr>
-                  <w:t>Location</w:t>
-                </w:r>
-              </w:p>
-            </w:tc>
-            <w:tc>
-              <w:tcPr>
-                <w:tcW w:w="2187" w:type="dxa"/>
-                <w:tcBorders>
-                  <w:top w:val="none" w:sz="0" w:space="0" w:color="auto"/>
-                  <w:bottom w:val="none" w:sz="0" w:space="0" w:color="auto"/>
-                  <w:right w:val="none" w:sz="0" w:space="0" w:color="auto"/>
-                </w:tcBorders>
-                <w:shd w:val="clear" w:color="auto" w:fill="auto"/>
-              </w:tcPr>
-              <w:p>
-                <w:pPr>
-                  <w:pStyle w:val="NoSpacing"/>
-                  <w:spacing w:after="120"/>
-                  <w:jc w:val="center"/>
-                  <w:rPr>
-                    <w:rFonts w:asciiTheme="majorHAnsi" w:hAnsiTheme="majorHAnsi"/>
-                    <w:color w:val="4F81BD" w:themeColor="accent1"/>
-                    <w:sz w:val="40"/>
-                    <w:szCs w:val="40"/>
-                  </w:rPr>
-                </w:pPr>
-              </w:p>
-            </w:tc>
-          </w:tr>
-          <w:tr>
-            <w:tc>
-              <w:tcPr>
-                <w:tcW w:w="3348" w:type="dxa"/>
-                <w:tcBorders>
-                  <w:top w:val="single" w:sz="4" w:space="0" w:color="auto"/>
-                </w:tcBorders>
-              </w:tcPr>
-              <w:p>
-                <w:pPr>
-                  <w:pStyle w:val="NoSpacing"/>
-                  <w:spacing w:after="120"/>
-                  <w:rPr>
-                    <w:rFonts w:asciiTheme="majorHAnsi" w:hAnsiTheme="majorHAnsi"/>
-                    <w:color w:val="4F81BD" w:themeColor="accent1"/>
-                    <w:sz w:val="32"/>
-                    <w:szCs w:val="32"/>
-                  </w:rPr>
-                </w:pPr>
-                <w:r>
-                  <w:rPr>
-                    <w:rFonts w:asciiTheme="majorHAnsi" w:hAnsiTheme="majorHAnsi"/>
-                    <w:color w:val="4F81BD" w:themeColor="accent1"/>
-                    <w:sz w:val="32"/>
-                    <w:szCs w:val="32"/>
-                  </w:rPr>
-                  <w:t>The Manor</w:t>
-                </w:r>
-              </w:p>
-            </w:tc>
-            <w:tc>
-              <w:tcPr>
-                <w:tcW w:w="2373" w:type="dxa"/>
-                <w:tcBorders>
-                  <w:top w:val="single" w:sz="4" w:space="0" w:color="auto"/>
-                </w:tcBorders>
-              </w:tcPr>
-              <w:p>
-                <w:pPr>
-                  <w:pStyle w:val="NoSpacing"/>
-                  <w:spacing w:after="120"/>
-                  <w:rPr>
-                    <w:rFonts w:asciiTheme="majorHAnsi" w:hAnsiTheme="majorHAnsi"/>
-                    <w:color w:val="4F81BD" w:themeColor="accent1"/>
-                    <w:sz w:val="32"/>
-                    <w:szCs w:val="32"/>
-                  </w:rPr>
-                </w:pPr>
-                <w:r>
-                  <w:rPr>
-                    <w:rFonts w:asciiTheme="majorHAnsi" w:hAnsiTheme="majorHAnsi"/>
-                    <w:color w:val="4F81BD" w:themeColor="accent1"/>
-                    <w:sz w:val="32"/>
-                    <w:szCs w:val="32"/>
-                  </w:rPr>
-                  <w:t>Conwy</w:t>
-                </w:r>
-              </w:p>
-            </w:tc>
-            <w:tc>
-              <w:tcPr>
-                <w:tcW w:w="2187" w:type="dxa"/>
-              </w:tcPr>
-              <w:p>
-                <w:pPr>
-                  <w:pStyle w:val="NoSpacing"/>
-                  <w:jc w:val="center"/>
-                  <w:rPr>
-                    <w:rFonts w:asciiTheme="majorHAnsi" w:hAnsiTheme="majorHAnsi"/>
-                    <w:color w:val="4F81BD" w:themeColor="accent1"/>
-                    <w:sz w:val="24"/>
-                    <w:szCs w:val="24"/>
-                  </w:rPr>
-                </w:pPr>
-                <w:r>
-                  <w:rPr>
-                    <w:rFonts w:asciiTheme="majorHAnsi" w:hAnsiTheme="majorHAnsi"/>
-                    <w:noProof/>
-                    <w:color w:val="4F81BD" w:themeColor="accent1"/>
-                    <w:sz w:val="24"/>
-                    <w:szCs w:val="24"/>
-                  </w:rPr>
-                  <w:drawing>
-                    <wp:inline distT="0" distB="0" distL="0" distR="0" wp14:anchorId="3E95CE6F" wp14:editId="109B358E">
-                      <wp:extent cx="311285" cy="311285"/>
-                      <wp:effectExtent l="0" t="0" r="0" b="0"/>
-                      <wp:docPr id="43548820" name="Graphic 4" descr="Circle with left arrow with solid fill">
-                        <a:hlinkClick xmlns:a="http://schemas.openxmlformats.org/drawingml/2006/main" r:id="rId8" tooltip="Goto Menu"/>
-                      </wp:docPr>
-                      <wp:cNvGraphicFramePr>
-                        <a:graphicFrameLocks xmlns:a="http://schemas.openxmlformats.org/drawingml/2006/main" noChangeAspect="1"/>
-                      </wp:cNvGraphicFramePr>
-                      <a:graphic xmlns:a="http://schemas.openxmlformats.org/drawingml/2006/main">
-                        <a:graphicData uri="http://schemas.openxmlformats.org/drawingml/2006/picture">
-                          <pic:pic xmlns:pic="http://schemas.openxmlformats.org/drawingml/2006/picture">
-                            <pic:nvPicPr>
-                              <pic:cNvPr id="43548820" name="Graphic 4" descr="Circle with left arrow with solid fill">
-                                <a:hlinkClick r:id="rId8" tooltip="Goto Menu"/>
-                              </pic:cNvPr>
-                              <pic:cNvPicPr/>
-                            </pic:nvPicPr>
-                            <pic:blipFill>
-                              <a:blip r:embed="rId9">
-                                <a:extLst>
-                                  <a:ext uri="{96DAC541-7B7A-43D3-8B79-37D633B846F1}">
-                                    <asvg:svgBlip xmlns:asvg="http://schemas.microsoft.com/office/drawing/2016/SVG/main" r:embed="rId10"/>
-                                  </a:ext>
-                                </a:extLst>
-                              </a:blip>
-                              <a:stretch>
-                                <a:fillRect/>
-                              </a:stretch>
-                            </pic:blipFill>
-                            <pic:spPr>
-                              <a:xfrm flipH="1">
-                                <a:off x="0" y="0"/>
-                                <a:ext cx="320292" cy="320292"/>
-                              </a:xfrm>
-                              <a:prstGeom prst="rect">
-                                <a:avLst/>
-                              </a:prstGeom>
-                            </pic:spPr>
-                          </pic:pic>
-                        </a:graphicData>
-                      </a:graphic>
-                    </wp:inline>
-                  </w:drawing>
-                </w:r>
-              </w:p>
-            </w:tc>
-          </w:tr>
-          <w:tr>
-            <w:tc>
-              <w:tcPr>
-                <w:tcW w:w="3348" w:type="dxa"/>
-              </w:tcPr>
-              <w:p>
-                <w:pPr>
-                  <w:pStyle w:val="NoSpacing"/>
-                  <w:spacing w:after="120"/>
-                  <w:rPr>
-                    <w:rFonts w:asciiTheme="majorHAnsi" w:hAnsiTheme="majorHAnsi"/>
-                    <w:color w:val="4F81BD" w:themeColor="accent1"/>
-                    <w:sz w:val="32"/>
-                    <w:szCs w:val="32"/>
-                  </w:rPr>
-                </w:pPr>
-                <w:r>
-                  <w:rPr>
-                    <w:rFonts w:asciiTheme="majorHAnsi" w:hAnsiTheme="majorHAnsi"/>
-                    <w:color w:val="4F81BD" w:themeColor="accent1"/>
-                    <w:sz w:val="32"/>
-                    <w:szCs w:val="32"/>
-                  </w:rPr>
-                  <w:t>Lion Hotel</w:t>
-                </w:r>
-              </w:p>
-            </w:tc>
-            <w:tc>
-              <w:tcPr>
-                <w:tcW w:w="2373" w:type="dxa"/>
-              </w:tcPr>
-              <w:p>
-                <w:pPr>
-                  <w:pStyle w:val="NoSpacing"/>
-                  <w:spacing w:after="120"/>
-                  <w:rPr>
-                    <w:rFonts w:asciiTheme="majorHAnsi" w:hAnsiTheme="majorHAnsi"/>
-                    <w:color w:val="4F81BD" w:themeColor="accent1"/>
-                    <w:sz w:val="32"/>
-                    <w:szCs w:val="32"/>
-                  </w:rPr>
-                </w:pPr>
-                <w:r>
-                  <w:rPr>
-                    <w:rFonts w:asciiTheme="majorHAnsi" w:hAnsiTheme="majorHAnsi"/>
-                    <w:color w:val="4F81BD" w:themeColor="accent1"/>
-                    <w:sz w:val="32"/>
-                    <w:szCs w:val="32"/>
-                  </w:rPr>
-                  <w:t>Criccieth</w:t>
-                </w:r>
-              </w:p>
-            </w:tc>
-            <w:tc>
-              <w:tcPr>
-                <w:tcW w:w="2187" w:type="dxa"/>
-              </w:tcPr>
-              <w:p>
-                <w:pPr>
-                  <w:pStyle w:val="NoSpacing"/>
-                  <w:jc w:val="center"/>
-                  <w:rPr>
-                    <w:rFonts w:asciiTheme="majorHAnsi" w:hAnsiTheme="majorHAnsi"/>
-                    <w:color w:val="4F81BD" w:themeColor="accent1"/>
-                    <w:sz w:val="24"/>
-                    <w:szCs w:val="24"/>
-                  </w:rPr>
-                </w:pPr>
-                <w:r>
-                  <w:rPr>
-                    <w:rFonts w:asciiTheme="majorHAnsi" w:hAnsiTheme="majorHAnsi"/>
-                    <w:noProof/>
-                    <w:color w:val="4F81BD" w:themeColor="accent1"/>
-                    <w:sz w:val="24"/>
-                    <w:szCs w:val="24"/>
-                  </w:rPr>
-                  <w:drawing>
-                    <wp:inline distT="0" distB="0" distL="0" distR="0" wp14:anchorId="0DE331F6" wp14:editId="600058E5">
-                      <wp:extent cx="311285" cy="311285"/>
-                      <wp:effectExtent l="0" t="0" r="0" b="0"/>
-                      <wp:docPr id="1898477575" name="Graphic 4" descr="Circle with left arrow with solid fill">
-                        <a:hlinkClick xmlns:a="http://schemas.openxmlformats.org/drawingml/2006/main" r:id="rId8" tooltip="Goto Menu"/>
-                      </wp:docPr>
-                      <wp:cNvGraphicFramePr>
-                        <a:graphicFrameLocks xmlns:a="http://schemas.openxmlformats.org/drawingml/2006/main" noChangeAspect="1"/>
-                      </wp:cNvGraphicFramePr>
-                      <a:graphic xmlns:a="http://schemas.openxmlformats.org/drawingml/2006/main">
-                        <a:graphicData uri="http://schemas.openxmlformats.org/drawingml/2006/picture">
-                          <pic:pic xmlns:pic="http://schemas.openxmlformats.org/drawingml/2006/picture">
-                            <pic:nvPicPr>
-                              <pic:cNvPr id="43548820" name="Graphic 4" descr="Circle with left arrow with solid fill">
-                                <a:hlinkClick r:id="rId8" tooltip="Goto Menu"/>
-                              </pic:cNvPr>
-                              <pic:cNvPicPr/>
-                            </pic:nvPicPr>
-                            <pic:blipFill>
-                              <a:blip r:embed="rId9">
-                                <a:extLst>
-                                  <a:ext uri="{96DAC541-7B7A-43D3-8B79-37D633B846F1}">
-                                    <asvg:svgBlip xmlns:asvg="http://schemas.microsoft.com/office/drawing/2016/SVG/main" r:embed="rId10"/>
-                                  </a:ext>
-                                </a:extLst>
-                              </a:blip>
-                              <a:stretch>
-                                <a:fillRect/>
-                              </a:stretch>
-                            </pic:blipFill>
-                            <pic:spPr>
-                              <a:xfrm flipH="1">
-                                <a:off x="0" y="0"/>
-                                <a:ext cx="320292" cy="320292"/>
-                              </a:xfrm>
-                              <a:prstGeom prst="rect">
-                                <a:avLst/>
-                              </a:prstGeom>
-                            </pic:spPr>
-                          </pic:pic>
-                        </a:graphicData>
-                      </a:graphic>
-                    </wp:inline>
-                  </w:drawing>
-                </w:r>
-              </w:p>
-            </w:tc>
-          </w:tr>
-          <w:tr>
-            <w:tc>
-              <w:tcPr>
-                <w:tcW w:w="3348" w:type="dxa"/>
-              </w:tcPr>
-              <w:p>
-                <w:pPr>
-                  <w:pStyle w:val="NoSpacing"/>
-                  <w:spacing w:after="120"/>
-                  <w:rPr>
-                    <w:rFonts w:asciiTheme="majorHAnsi" w:hAnsiTheme="majorHAnsi"/>
-                    <w:color w:val="4F81BD" w:themeColor="accent1"/>
-                    <w:sz w:val="32"/>
-                    <w:szCs w:val="32"/>
-                  </w:rPr>
-                </w:pPr>
-                <w:r>
-                  <w:rPr>
-                    <w:rFonts w:asciiTheme="majorHAnsi" w:hAnsiTheme="majorHAnsi"/>
-                    <w:color w:val="4F81BD" w:themeColor="accent1"/>
-                    <w:sz w:val="32"/>
-                    <w:szCs w:val="32"/>
-                  </w:rPr>
-                  <w:t>Nanhoran Arms</w:t>
-                </w:r>
-              </w:p>
-            </w:tc>
-            <w:tc>
-              <w:tcPr>
-                <w:tcW w:w="2373" w:type="dxa"/>
-              </w:tcPr>
-              <w:p>
-                <w:pPr>
-                  <w:pStyle w:val="NoSpacing"/>
-                  <w:spacing w:after="120"/>
-                  <w:rPr>
-                    <w:rFonts w:asciiTheme="majorHAnsi" w:hAnsiTheme="majorHAnsi"/>
-                    <w:color w:val="4F81BD" w:themeColor="accent1"/>
-                    <w:sz w:val="32"/>
-                    <w:szCs w:val="32"/>
-                  </w:rPr>
-                </w:pPr>
-                <w:r>
-                  <w:rPr>
-                    <w:rFonts w:asciiTheme="majorHAnsi" w:hAnsiTheme="majorHAnsi"/>
-                    <w:color w:val="4F81BD" w:themeColor="accent1"/>
-                    <w:sz w:val="32"/>
-                    <w:szCs w:val="32"/>
-                  </w:rPr>
-                  <w:t>Nefyn</w:t>
-                </w:r>
-              </w:p>
-            </w:tc>
-            <w:tc>
-              <w:tcPr>
-                <w:tcW w:w="2187" w:type="dxa"/>
-              </w:tcPr>
-              <w:p>
-                <w:pPr>
-                  <w:pStyle w:val="NoSpacing"/>
-                  <w:jc w:val="center"/>
-                  <w:rPr>
-                    <w:rFonts w:asciiTheme="majorHAnsi" w:hAnsiTheme="majorHAnsi"/>
-                    <w:color w:val="4F81BD" w:themeColor="accent1"/>
-                    <w:sz w:val="24"/>
-                    <w:szCs w:val="24"/>
-                  </w:rPr>
-                </w:pPr>
-                <w:r>
-                  <w:rPr>
-                    <w:rFonts w:asciiTheme="majorHAnsi" w:hAnsiTheme="majorHAnsi"/>
-                    <w:noProof/>
-                    <w:color w:val="4F81BD" w:themeColor="accent1"/>
-                    <w:sz w:val="24"/>
-                    <w:szCs w:val="24"/>
-                  </w:rPr>
-                  <w:drawing>
-                    <wp:inline distT="0" distB="0" distL="0" distR="0" wp14:anchorId="0C73A3A0" wp14:editId="4B58D876">
-                      <wp:extent cx="311285" cy="311285"/>
-                      <wp:effectExtent l="0" t="0" r="0" b="0"/>
-                      <wp:docPr id="615765957" name="Graphic 4" descr="Circle with left arrow with solid fill">
-                        <a:hlinkClick xmlns:a="http://schemas.openxmlformats.org/drawingml/2006/main" r:id="rId8" tooltip="Goto Menu"/>
-                      </wp:docPr>
-                      <wp:cNvGraphicFramePr>
-                        <a:graphicFrameLocks xmlns:a="http://schemas.openxmlformats.org/drawingml/2006/main" noChangeAspect="1"/>
-                      </wp:cNvGraphicFramePr>
-                      <a:graphic xmlns:a="http://schemas.openxmlformats.org/drawingml/2006/main">
-                        <a:graphicData uri="http://schemas.openxmlformats.org/drawingml/2006/picture">
-                          <pic:pic xmlns:pic="http://schemas.openxmlformats.org/drawingml/2006/picture">
-                            <pic:nvPicPr>
-                              <pic:cNvPr id="43548820" name="Graphic 4" descr="Circle with left arrow with solid fill">
-                                <a:hlinkClick r:id="rId8" tooltip="Goto Menu"/>
-                              </pic:cNvPr>
-                              <pic:cNvPicPr/>
-                            </pic:nvPicPr>
-                            <pic:blipFill>
-                              <a:blip r:embed="rId9">
-                                <a:extLst>
-                                  <a:ext uri="{96DAC541-7B7A-43D3-8B79-37D633B846F1}">
-                                    <asvg:svgBlip xmlns:asvg="http://schemas.microsoft.com/office/drawing/2016/SVG/main" r:embed="rId10"/>
-                                  </a:ext>
-                                </a:extLst>
-                              </a:blip>
-                              <a:stretch>
-                                <a:fillRect/>
-                              </a:stretch>
-                            </pic:blipFill>
-                            <pic:spPr>
-                              <a:xfrm flipH="1">
-                                <a:off x="0" y="0"/>
-                                <a:ext cx="320292" cy="320292"/>
-                              </a:xfrm>
-                              <a:prstGeom prst="rect">
-                                <a:avLst/>
-                              </a:prstGeom>
-                            </pic:spPr>
-                          </pic:pic>
-                        </a:graphicData>
-                      </a:graphic>
-                    </wp:inline>
-                  </w:drawing>
-                </w:r>
-              </w:p>
-            </w:tc>
-          </w:tr>
-          <w:tr>
-            <w:tc>
-              <w:tcPr>
-                <w:tcW w:w="3348" w:type="dxa"/>
-              </w:tcPr>
-              <w:p>
-                <w:pPr>
-                  <w:pStyle w:val="NoSpacing"/>
-                  <w:spacing w:after="120"/>
-                  <w:rPr>
-                    <w:rFonts w:asciiTheme="majorHAnsi" w:hAnsiTheme="majorHAnsi"/>
-                    <w:color w:val="4F81BD" w:themeColor="accent1"/>
-                    <w:sz w:val="32"/>
-                    <w:szCs w:val="32"/>
-                  </w:rPr>
-                </w:pPr>
-                <w:r>
-                  <w:rPr>
-                    <w:rFonts w:asciiTheme="majorHAnsi" w:hAnsiTheme="majorHAnsi"/>
-                    <w:color w:val="4F81BD" w:themeColor="accent1"/>
-                    <w:sz w:val="32"/>
-                    <w:szCs w:val="32"/>
-                  </w:rPr>
-                  <w:t>The Bull</w:t>
-                </w:r>
-              </w:p>
-            </w:tc>
-            <w:tc>
-              <w:tcPr>
-                <w:tcW w:w="2373" w:type="dxa"/>
-              </w:tcPr>
-              <w:p>
-                <w:pPr>
-                  <w:pStyle w:val="NoSpacing"/>
-                  <w:spacing w:after="120"/>
-                  <w:rPr>
-                    <w:rFonts w:asciiTheme="majorHAnsi" w:hAnsiTheme="majorHAnsi"/>
-                    <w:color w:val="4F81BD" w:themeColor="accent1"/>
-                    <w:sz w:val="32"/>
-                    <w:szCs w:val="32"/>
-                  </w:rPr>
-                </w:pPr>
-                <w:r>
-                  <w:rPr>
-                    <w:rFonts w:asciiTheme="majorHAnsi" w:hAnsiTheme="majorHAnsi"/>
-                    <w:color w:val="4F81BD" w:themeColor="accent1"/>
-                    <w:sz w:val="32"/>
-                    <w:szCs w:val="32"/>
-                  </w:rPr>
-                  <w:t>Beaumaris</w:t>
-                </w:r>
-              </w:p>
-            </w:tc>
-            <w:tc>
-              <w:tcPr>
-                <w:tcW w:w="2187" w:type="dxa"/>
-              </w:tcPr>
-              <w:p>
-                <w:pPr>
-                  <w:pStyle w:val="NoSpacing"/>
-                  <w:jc w:val="center"/>
-                  <w:rPr>
-                    <w:rFonts w:asciiTheme="majorHAnsi" w:hAnsiTheme="majorHAnsi"/>
-                    <w:color w:val="4F81BD" w:themeColor="accent1"/>
-                    <w:sz w:val="24"/>
-                    <w:szCs w:val="24"/>
-                  </w:rPr>
-                </w:pPr>
-                <w:r>
-                  <w:rPr>
-                    <w:rFonts w:asciiTheme="majorHAnsi" w:hAnsiTheme="majorHAnsi"/>
-                    <w:noProof/>
-                    <w:color w:val="4F81BD" w:themeColor="accent1"/>
-                    <w:sz w:val="24"/>
-                    <w:szCs w:val="24"/>
-                  </w:rPr>
-                  <w:drawing>
-                    <wp:inline distT="0" distB="0" distL="0" distR="0" wp14:anchorId="280BC8E1" wp14:editId="6726201A">
-                      <wp:extent cx="311285" cy="311285"/>
-                      <wp:effectExtent l="0" t="0" r="0" b="0"/>
-                      <wp:docPr id="2079286100" name="Graphic 4" descr="Circle with left arrow with solid fill">
-                        <a:hlinkClick xmlns:a="http://schemas.openxmlformats.org/drawingml/2006/main" r:id="rId8" tooltip="Goto Menu"/>
-                      </wp:docPr>
-                      <wp:cNvGraphicFramePr>
-                        <a:graphicFrameLocks xmlns:a="http://schemas.openxmlformats.org/drawingml/2006/main" noChangeAspect="1"/>
-                      </wp:cNvGraphicFramePr>
-                      <a:graphic xmlns:a="http://schemas.openxmlformats.org/drawingml/2006/main">
-                        <a:graphicData uri="http://schemas.openxmlformats.org/drawingml/2006/picture">
-                          <pic:pic xmlns:pic="http://schemas.openxmlformats.org/drawingml/2006/picture">
-                            <pic:nvPicPr>
-                              <pic:cNvPr id="43548820" name="Graphic 4" descr="Circle with left arrow with solid fill">
-                                <a:hlinkClick r:id="rId8" tooltip="Goto Menu"/>
-                              </pic:cNvPr>
-                              <pic:cNvPicPr/>
-                            </pic:nvPicPr>
-                            <pic:blipFill>
-                              <a:blip r:embed="rId9">
-                                <a:extLst>
-                                  <a:ext uri="{96DAC541-7B7A-43D3-8B79-37D633B846F1}">
-                                    <asvg:svgBlip xmlns:asvg="http://schemas.microsoft.com/office/drawing/2016/SVG/main" r:embed="rId10"/>
-                                  </a:ext>
-                                </a:extLst>
-                              </a:blip>
-                              <a:stretch>
-                                <a:fillRect/>
-                              </a:stretch>
-                            </pic:blipFill>
-                            <pic:spPr>
-                              <a:xfrm flipH="1">
-                                <a:off x="0" y="0"/>
-                                <a:ext cx="320292" cy="320292"/>
-                              </a:xfrm>
-                              <a:prstGeom prst="rect">
-                                <a:avLst/>
-                              </a:prstGeom>
-                            </pic:spPr>
-                          </pic:pic>
-                        </a:graphicData>
-                      </a:graphic>
-                    </wp:inline>
-                  </w:drawing>
-                </w:r>
-              </w:p>
-            </w:tc>
-          </w:tr>
-        </w:tbl>
-        <w:p>
-          <w:pPr>
-            <w:pStyle w:val="NoSpacing"/>
-            <w:spacing w:after="120"/>
-            <w:jc w:val="center"/>
-            <w:rPr>
-              <w:color w:val="4F81BD" w:themeColor="accent1"/>
-              <w:sz w:val="48"/>
-              <w:szCs w:val="48"/>
-            </w:rPr>
-          </w:pPr>
-        </w:p>
-        <w:p>
-          <w:pPr>
-            <w:pStyle w:val="NoSpacing"/>
-            <w:spacing w:before="480"/>
-            <w:jc w:val="center"/>
-            <w:rPr>
-              <w:color w:val="4F81BD" w:themeColor="accent1"/>
-            </w:rPr>
-          </w:pPr>
-        </w:p>
-        <w:p>
-          <w:pPr>
-            <w:rPr>
-              <w:b/>
-              <w:bCs/>
-            </w:rPr>
-          </w:pPr>
-          <w:r>
-            <w:rPr>
-              <w:b/>
-              <w:bCs/>
-            </w:rPr>
-            <w:br w:type="page"/>
-          </w:r>
-        </w:p>
-      </w:sdtContent>
-    </w:sdt>
     <w:p>
       <w:pPr>
         <w:pStyle w:val="Title"/>
@@ -977,23 +18,38 @@
           <w:sz w:val="72"/>
           <w:szCs w:val="72"/>
         </w:rPr>
-        <w:lastRenderedPageBreak/>
-        <w:t xml:space="preserve">The Lion Hotel </w:t>
+        <w:t>T</w:t>
       </w:r>
       <w:r>
         <w:rPr>
           <w:sz w:val="72"/>
           <w:szCs w:val="72"/>
         </w:rPr>
-        <w:t>–</w:t>
+        <w:t xml:space="preserve">he Lion Hotel </w:t>
       </w:r>
       <w:r>
         <w:rPr>
           <w:sz w:val="72"/>
           <w:szCs w:val="72"/>
         </w:rPr>
-        <w:t xml:space="preserve"> Criccieth</w:t>
-      </w:r>
+        <w:t>–</w:t>
+      </w:r>
+      <w:r>
+        <w:rPr>
+          <w:sz w:val="72"/>
+          <w:szCs w:val="72"/>
+        </w:rPr>
+        <w:t xml:space="preserve"> </w:t>
+      </w:r>
+      <w:proofErr w:type="spellStart"/>
+      <w:r>
+        <w:rPr>
+          <w:sz w:val="72"/>
+          <w:szCs w:val="72"/>
+        </w:rPr>
+        <w:t>Criccieth</w:t>
+      </w:r>
+      <w:proofErr w:type="spellEnd"/>
     </w:p>
     <w:p>
       <w:pPr>
@@ -3346,6 +2402,7 @@
   <w:style w:type="character" w:default="1" w:styleId="DefaultParagraphFont">
     <w:name w:val="Default Paragraph Font"/>
     <w:uiPriority w:val="1"/>
+    <w:semiHidden/>
     <w:unhideWhenUsed/>
   </w:style>
   <w:style w:type="table" w:default="1" w:styleId="TableNormal">
@@ -3556,574 +2613,6 @@
     </w:tblStylePr>
   </w:style>
 </w:styles>
-</file>
-
-<file path=word/glossary/document.xml><?xml version="1.0" encoding="utf-8"?>
-<w:glossaryDocument xmlns:wpc="http://schemas.microsoft.com/office/word/2010/wordprocessingCanvas" xmlns:cx="http://schemas.microsoft.com/office/drawing/2014/chartex" xmlns:cx1="http://schemas.microsoft.com/office/drawing/2015/9/8/chartex" xmlns:cx2="http://schemas.microsoft.com/office/drawing/2015/10/21/chartex" xmlns:cx3="http://schemas.microsoft.com/office/drawing/2016/5/9/chartex" xmlns:cx4="http://schemas.microsoft.com/office/drawing/2016/5/10/chartex" xmlns:cx5="http://schemas.microsoft.com/office/drawing/2016/5/11/chartex" xmlns:cx6="http://schemas.microsoft.com/office/drawing/2016/5/12/chartex" xmlns:cx7="http://schemas.microsoft.com/office/drawing/2016/5/13/chartex" xmlns:cx8="http://schemas.microsoft.com/office/drawing/2016/5/14/chartex" xmlns:mc="http://schemas.openxmlformats.org/markup-compatibility/2006" xmlns:aink="http://schemas.microsoft.com/office/drawing/2016/ink" xmlns:am3d="http://schemas.microsoft.com/office/drawing/2017/model3d" xmlns:o="urn:schemas-microsoft-com:office:office" xmlns:oel="http://schemas.microsoft.com/office/2019/extlst" xmlns:r="http://schemas.openxmlformats.org/officeDocument/2006/relationships" xmlns:m="http://schemas.openxmlformats.org/officeDocument/2006/math" xmlns:v="urn:schemas-microsoft-com:vml" xmlns:wp14="http://schemas.microsoft.com/office/word/2010/wordprocessingDrawing" xmlns:wp="http://schemas.openxmlformats.org/drawingml/2006/wordprocessingDrawing" xmlns:w10="urn:schemas-microsoft-com:office:word" xmlns:w="http://schemas.openxmlformats.org/wordprocessingml/2006/main" xmlns:w14="http://schemas.microsoft.com/office/word/2010/wordml" xmlns:w15="http://schemas.microsoft.com/office/word/2012/wordml" xmlns:w16cex="http://schemas.microsoft.com/office/word/2018/wordml/cex" xmlns:w16cid="http://schemas.microsoft.com/office/word/2016/wordml/cid" xmlns:w16="http://schemas.microsoft.com/office/word/2018/wordml" xmlns:w16du="http://schemas.microsoft.com/office/word/2023/wordml/word16du" xmlns:w16sdtdh="http://schemas.microsoft.com/office/word/2020/wordml/sdtdatahash" xmlns:w16sdtfl="http://schemas.microsoft.com/office/word/2024/wordml/sdtformatlock" xmlns:w16se="http://schemas.microsoft.com/office/word/2015/wordml/symex" xmlns:wpg="http://schemas.microsoft.com/office/word/2010/wordprocessingGroup" xmlns:wpi="http://schemas.microsoft.com/office/word/2010/wordprocessingInk" xmlns:wne="http://schemas.microsoft.com/office/word/2006/wordml" xmlns:wps="http://schemas.microsoft.com/office/word/2010/wordprocessingShape" mc:Ignorable="w14 w15 w16se w16cid w16 w16cex w16sdtdh w16sdtfl w16du wp14">
-  <w:docParts>
-    <w:docPart>
-      <w:docPartPr>
-        <w:name w:val="FE378C1F7FC14D8A8B3E515AF3C6E23E"/>
-        <w:category>
-          <w:name w:val="General"/>
-          <w:gallery w:val="placeholder"/>
-        </w:category>
-        <w:types>
-          <w:type w:val="bbPlcHdr"/>
-        </w:types>
-        <w:behaviors>
-          <w:behavior w:val="content"/>
-        </w:behaviors>
-        <w:guid w:val="{2286AD67-7055-48FC-B3CD-6D87BAB2E23F}"/>
-      </w:docPartPr>
-      <w:docPartBody>
-        <w:p>
-          <w:pPr>
-            <w:pStyle w:val="FE378C1F7FC14D8A8B3E515AF3C6E23E"/>
-          </w:pPr>
-          <w:r>
-            <w:rPr>
-              <w:rFonts w:asciiTheme="majorHAnsi" w:eastAsiaTheme="majorEastAsia" w:hAnsiTheme="majorHAnsi" w:cstheme="majorBidi"/>
-              <w:caps/>
-              <w:color w:val="4472C4" w:themeColor="accent1"/>
-              <w:sz w:val="80"/>
-              <w:szCs w:val="80"/>
-            </w:rPr>
-            <w:t>[Document title]</w:t>
-          </w:r>
-        </w:p>
-      </w:docPartBody>
-    </w:docPart>
-  </w:docParts>
-</w:glossaryDocument>
-</file>
-
-<file path=word/glossary/fontTable.xml><?xml version="1.0" encoding="utf-8"?>
-<w:fonts xmlns:mc="http://schemas.openxmlformats.org/markup-compatibility/2006" xmlns:r="http://schemas.openxmlformats.org/officeDocument/2006/relationships" xmlns:w="http://schemas.openxmlformats.org/wordprocessingml/2006/main" xmlns:w14="http://schemas.microsoft.com/office/word/2010/wordml" xmlns:w15="http://schemas.microsoft.com/office/word/2012/wordml" xmlns:w16cex="http://schemas.microsoft.com/office/word/2018/wordml/cex" xmlns:w16cid="http://schemas.microsoft.com/office/word/2016/wordml/cid" xmlns:w16="http://schemas.microsoft.com/office/word/2018/wordml" xmlns:w16du="http://schemas.microsoft.com/office/word/2023/wordml/word16du" xmlns:w16sdtdh="http://schemas.microsoft.com/office/word/2020/wordml/sdtdatahash" xmlns:w16sdtfl="http://schemas.microsoft.com/office/word/2024/wordml/sdtformatlock" xmlns:w16se="http://schemas.microsoft.com/office/word/2015/wordml/symex" mc:Ignorable="w14 w15 w16se w16cid w16 w16cex w16sdtdh w16sdtfl w16du">
-  <w:font w:name="Trebuchet MS">
-    <w:altName w:val="Trebuchet MS"/>
-    <w:panose1 w:val="020B0603020202020204"/>
-    <w:charset w:val="00"/>
-    <w:family w:val="swiss"/>
-    <w:pitch w:val="variable"/>
-    <w:sig w:usb0="00000687" w:usb1="00000000" w:usb2="00000000" w:usb3="00000000" w:csb0="0000009F" w:csb1="00000000"/>
-  </w:font>
-  <w:font w:name="Times New Roman">
-    <w:panose1 w:val="02020603050405020304"/>
-    <w:charset w:val="00"/>
-    <w:family w:val="roman"/>
-    <w:pitch w:val="variable"/>
-    <w:sig w:usb0="E0002EFF" w:usb1="C000785B" w:usb2="00000009" w:usb3="00000000" w:csb0="000001FF" w:csb1="00000000"/>
-  </w:font>
-  <w:font w:name="Calibri">
-    <w:panose1 w:val="020F0502020204030204"/>
-    <w:charset w:val="00"/>
-    <w:family w:val="swiss"/>
-    <w:pitch w:val="variable"/>
-    <w:sig w:usb0="E4002EFF" w:usb1="C200247B" w:usb2="00000009" w:usb3="00000000" w:csb0="000001FF" w:csb1="00000000"/>
-  </w:font>
-  <w:font w:name="Cambria">
-    <w:panose1 w:val="02040503050406030204"/>
-    <w:charset w:val="00"/>
-    <w:family w:val="roman"/>
-    <w:pitch w:val="variable"/>
-    <w:sig w:usb0="E00006FF" w:usb1="420024FF" w:usb2="02000000" w:usb3="00000000" w:csb0="0000019F" w:csb1="00000000"/>
-  </w:font>
-  <w:font w:name="Calibri Light">
-    <w:panose1 w:val="020F0302020204030204"/>
-    <w:charset w:val="00"/>
-    <w:family w:val="swiss"/>
-    <w:pitch w:val="variable"/>
-    <w:sig w:usb0="E4002EFF" w:usb1="C200247B" w:usb2="00000009" w:usb3="00000000" w:csb0="000001FF" w:csb1="00000000"/>
-  </w:font>
-</w:fonts>
-</file>
-
-<file path=word/glossary/settings.xml><?xml version="1.0" encoding="utf-8"?>
-<w:settings xmlns:mc="http://schemas.openxmlformats.org/markup-compatibility/2006" xmlns:o="urn:schemas-microsoft-com:office:office" xmlns:r="http://schemas.openxmlformats.org/officeDocument/2006/relationships" xmlns:m="http://schemas.openxmlformats.org/officeDocument/2006/math" xmlns:v="urn:schemas-microsoft-com:vml" xmlns:w10="urn:schemas-microsoft-com:office:word" xmlns:w="http://schemas.openxmlformats.org/wordprocessingml/2006/main" xmlns:w14="http://schemas.microsoft.com/office/word/2010/wordml" xmlns:w15="http://schemas.microsoft.com/office/word/2012/wordml" xmlns:w16cex="http://schemas.microsoft.com/office/word/2018/wordml/cex" xmlns:w16cid="http://schemas.microsoft.com/office/word/2016/wordml/cid" xmlns:w16="http://schemas.microsoft.com/office/word/2018/wordml" xmlns:w16du="http://schemas.microsoft.com/office/word/2023/wordml/word16du" xmlns:w16sdtdh="http://schemas.microsoft.com/office/word/2020/wordml/sdtdatahash" xmlns:w16sdtfl="http://schemas.microsoft.com/office/word/2024/wordml/sdtformatlock" xmlns:w16se="http://schemas.microsoft.com/office/word/2015/wordml/symex" xmlns:sl="http://schemas.openxmlformats.org/schemaLibrary/2006/main" mc:Ignorable="w14 w15 w16se w16cid w16 w16cex w16sdtdh w16sdtfl w16du">
-  <w:view w:val="normal"/>
-  <w:defaultTabStop w:val="720"/>
-  <w:characterSpacingControl w:val="doNotCompress"/>
-  <w:compat>
-    <w:useFELayout/>
-    <w:compatSetting w:name="compatibilityMode" w:uri="http://schemas.microsoft.com/office/word" w:val="15"/>
-    <w:compatSetting w:name="overrideTableStyleFontSizeAndJustification" w:uri="http://schemas.microsoft.com/office/word" w:val="1"/>
-    <w:compatSetting w:name="enableOpenTypeFeatures" w:uri="http://schemas.microsoft.com/office/word" w:val="1"/>
-    <w:compatSetting w:name="doNotFlipMirrorIndents" w:uri="http://schemas.microsoft.com/office/word" w:val="1"/>
-    <w:compatSetting w:name="differentiateMultirowTableHeaders" w:uri="http://schemas.microsoft.com/office/word" w:val="1"/>
-    <w:compatSetting w:name="useWord2013TrackBottomHyphenation" w:uri="http://schemas.microsoft.com/office/word" w:val="0"/>
-  </w:compat>
-  <w:rsids>
-    <w:rsidRoot w:val="000157DD"/>
-    <w:rsid w:val="000157DD"/>
-    <w:rsid w:val="00572197"/>
-    <w:rsid w:val="00BB4974"/>
-  </w:rsids>
-  <m:mathPr>
-    <m:mathFont m:val="Cambria Math"/>
-    <m:brkBin m:val="before"/>
-    <m:brkBinSub m:val="--"/>
-    <m:smallFrac m:val="0"/>
-    <m:dispDef/>
-    <m:lMargin m:val="0"/>
-    <m:rMargin m:val="0"/>
-    <m:defJc m:val="centerGroup"/>
-    <m:wrapIndent m:val="1440"/>
-    <m:intLim m:val="subSup"/>
-    <m:naryLim m:val="undOvr"/>
-  </m:mathPr>
-  <w:themeFontLang w:val="en-GB"/>
-  <w:clrSchemeMapping w:bg1="light1" w:t1="dark1" w:bg2="light2" w:t2="dark2" w:accent1="accent1" w:accent2="accent2" w:accent3="accent3" w:accent4="accent4" w:accent5="accent5" w:accent6="accent6" w:hyperlink="hyperlink" w:followedHyperlink="followedHyperlink"/>
-  <w:decimalSymbol w:val="."/>
-  <w:listSeparator w:val=","/>
-  <w15:chartTrackingRefBased/>
-</w:settings>
-</file>
-
-<file path=word/glossary/styles.xml><?xml version="1.0" encoding="utf-8"?>
-<w:styles xmlns:mc="http://schemas.openxmlformats.org/markup-compatibility/2006" xmlns:r="http://schemas.openxmlformats.org/officeDocument/2006/relationships" xmlns:w="http://schemas.openxmlformats.org/wordprocessingml/2006/main" xmlns:w14="http://schemas.microsoft.com/office/word/2010/wordml" xmlns:w15="http://schemas.microsoft.com/office/word/2012/wordml" xmlns:w16cex="http://schemas.microsoft.com/office/word/2018/wordml/cex" xmlns:w16cid="http://schemas.microsoft.com/office/word/2016/wordml/cid" xmlns:w16="http://schemas.microsoft.com/office/word/2018/wordml" xmlns:w16du="http://schemas.microsoft.com/office/word/2023/wordml/word16du" xmlns:w16sdtdh="http://schemas.microsoft.com/office/word/2020/wordml/sdtdatahash" xmlns:w16sdtfl="http://schemas.microsoft.com/office/word/2024/wordml/sdtformatlock" xmlns:w16se="http://schemas.microsoft.com/office/word/2015/wordml/symex" mc:Ignorable="w14 w15 w16se w16cid w16 w16cex w16sdtdh w16sdtfl w16du">
-  <w:docDefaults>
-    <w:rPrDefault>
-      <w:rPr>
-        <w:rFonts w:asciiTheme="minorHAnsi" w:eastAsiaTheme="minorEastAsia" w:hAnsiTheme="minorHAnsi" w:cstheme="minorBidi"/>
-        <w:kern w:val="2"/>
-        <w:sz w:val="24"/>
-        <w:szCs w:val="24"/>
-        <w:lang w:val="en-GB" w:eastAsia="en-GB" w:bidi="ar-SA"/>
-        <w14:ligatures w14:val="standardContextual"/>
-      </w:rPr>
-    </w:rPrDefault>
-    <w:pPrDefault>
-      <w:pPr>
-        <w:spacing w:after="160" w:line="278" w:lineRule="auto"/>
-      </w:pPr>
-    </w:pPrDefault>
-  </w:docDefaults>
-  <w:latentStyles w:defLockedState="0" w:defUIPriority="99" w:defSemiHidden="0" w:defUnhideWhenUsed="0" w:defQFormat="0" w:count="376">
-    <w:lsdException w:name="Normal" w:uiPriority="0" w:qFormat="1"/>
-    <w:lsdException w:name="heading 1" w:uiPriority="9" w:qFormat="1"/>
-    <w:lsdException w:name="heading 2" w:semiHidden="1" w:uiPriority="9" w:unhideWhenUsed="1" w:qFormat="1"/>
-    <w:lsdException w:name="heading 3" w:semiHidden="1" w:uiPriority="9" w:unhideWhenUsed="1" w:qFormat="1"/>
-    <w:lsdException w:name="heading 4" w:semiHidden="1" w:uiPriority="9" w:unhideWhenUsed="1" w:qFormat="1"/>
-    <w:lsdException w:name="heading 5" w:semiHidden="1" w:uiPriority="9" w:unhideWhenUsed="1" w:qFormat="1"/>
-    <w:lsdException w:name="heading 6" w:semiHidden="1" w:uiPriority="9" w:unhideWhenUsed="1" w:qFormat="1"/>
-    <w:lsdException w:name="heading 7" w:semiHidden="1" w:uiPriority="9" w:unhideWhenUsed="1" w:qFormat="1"/>
-    <w:lsdException w:name="heading 8" w:semiHidden="1" w:uiPriority="9" w:unhideWhenUsed="1" w:qFormat="1"/>
-    <w:lsdException w:name="heading 9" w:semiHidden="1" w:uiPriority="9" w:unhideWhenUsed="1" w:qFormat="1"/>
-    <w:lsdException w:name="index 1" w:semiHidden="1" w:unhideWhenUsed="1"/>
-    <w:lsdException w:name="index 2" w:semiHidden="1" w:unhideWhenUsed="1"/>
-    <w:lsdException w:name="index 3" w:semiHidden="1" w:unhideWhenUsed="1"/>
-    <w:lsdException w:name="index 4" w:semiHidden="1" w:unhideWhenUsed="1"/>
-    <w:lsdException w:name="index 5" w:semiHidden="1" w:unhideWhenUsed="1"/>
-    <w:lsdException w:name="index 6" w:semiHidden="1" w:unhideWhenUsed="1"/>
-    <w:lsdException w:name="index 7" w:semiHidden="1" w:unhideWhenUsed="1"/>
-    <w:lsdException w:name="index 8" w:semiHidden="1" w:unhideWhenUsed="1"/>
-    <w:lsdException w:name="index 9" w:semiHidden="1" w:unhideWhenUsed="1"/>
-    <w:lsdException w:name="toc 1" w:semiHidden="1" w:uiPriority="39" w:unhideWhenUsed="1"/>
-    <w:lsdException w:name="toc 2" w:semiHidden="1" w:uiPriority="39" w:unhideWhenUsed="1"/>
-    <w:lsdException w:name="toc 3" w:semiHidden="1" w:uiPriority="39" w:unhideWhenUsed="1"/>
-    <w:lsdException w:name="toc 4" w:semiHidden="1" w:uiPriority="39" w:unhideWhenUsed="1"/>
-    <w:lsdException w:name="toc 5" w:semiHidden="1" w:uiPriority="39" w:unhideWhenUsed="1"/>
-    <w:lsdException w:name="toc 6" w:semiHidden="1" w:uiPriority="39" w:unhideWhenUsed="1"/>
-    <w:lsdException w:name="toc 7" w:semiHidden="1" w:uiPriority="39" w:unhideWhenUsed="1"/>
-    <w:lsdException w:name="toc 8" w:semiHidden="1" w:uiPriority="39" w:unhideWhenUsed="1"/>
-    <w:lsdException w:name="toc 9" w:semiHidden="1" w:uiPriority="39" w:unhideWhenUsed="1"/>
-    <w:lsdException w:name="Normal Indent" w:semiHidden="1" w:unhideWhenUsed="1"/>
-    <w:lsdException w:name="footnote text" w:semiHidden="1" w:unhideWhenUsed="1"/>
-    <w:lsdException w:name="annotation text" w:semiHidden="1" w:unhideWhenUsed="1"/>
-    <w:lsdException w:name="header" w:semiHidden="1" w:unhideWhenUsed="1"/>
-    <w:lsdException w:name="footer" w:semiHidden="1" w:unhideWhenUsed="1"/>
-    <w:lsdException w:name="index heading" w:semiHidden="1" w:unhideWhenUsed="1"/>
-    <w:lsdException w:name="caption" w:semiHidden="1" w:uiPriority="35" w:unhideWhenUsed="1" w:qFormat="1"/>
-    <w:lsdException w:name="table of figures" w:semiHidden="1" w:unhideWhenUsed="1"/>
-    <w:lsdException w:name="envelope address" w:semiHidden="1" w:unhideWhenUsed="1"/>
-    <w:lsdException w:name="envelope return" w:semiHidden="1" w:unhideWhenUsed="1"/>
-    <w:lsdException w:name="footnote reference" w:semiHidden="1" w:unhideWhenUsed="1"/>
-    <w:lsdException w:name="annotation reference" w:semiHidden="1" w:unhideWhenUsed="1"/>
-    <w:lsdException w:name="line number" w:semiHidden="1" w:unhideWhenUsed="1"/>
-    <w:lsdException w:name="page number" w:semiHidden="1" w:unhideWhenUsed="1"/>
-    <w:lsdException w:name="endnote reference" w:semiHidden="1" w:unhideWhenUsed="1"/>
-    <w:lsdException w:name="endnote text" w:semiHidden="1" w:unhideWhenUsed="1"/>
-    <w:lsdException w:name="table of authorities" w:semiHidden="1" w:unhideWhenUsed="1"/>
-    <w:lsdException w:name="macro" w:semiHidden="1" w:unhideWhenUsed="1"/>
-    <w:lsdException w:name="toa heading" w:semiHidden="1" w:unhideWhenUsed="1"/>
-    <w:lsdException w:name="List" w:semiHidden="1" w:unhideWhenUsed="1"/>
-    <w:lsdException w:name="List Bullet" w:semiHidden="1" w:unhideWhenUsed="1"/>
-    <w:lsdException w:name="List Number" w:semiHidden="1" w:unhideWhenUsed="1"/>
-    <w:lsdException w:name="List 2" w:semiHidden="1" w:unhideWhenUsed="1"/>
-    <w:lsdException w:name="List 3" w:semiHidden="1" w:unhideWhenUsed="1"/>
-    <w:lsdException w:name="List 4" w:semiHidden="1" w:unhideWhenUsed="1"/>
-    <w:lsdException w:name="List 5" w:semiHidden="1" w:unhideWhenUsed="1"/>
-    <w:lsdException w:name="List Bullet 2" w:semiHidden="1" w:unhideWhenUsed="1"/>
-    <w:lsdException w:name="List Bullet 3" w:semiHidden="1" w:unhideWhenUsed="1"/>
-    <w:lsdException w:name="List Bullet 4" w:semiHidden="1" w:unhideWhenUsed="1"/>
-    <w:lsdException w:name="List Bullet 5" w:semiHidden="1" w:unhideWhenUsed="1"/>
-    <w:lsdException w:name="List Number 2" w:semiHidden="1" w:unhideWhenUsed="1"/>
-    <w:lsdException w:name="List Number 3" w:semiHidden="1" w:unhideWhenUsed="1"/>
-    <w:lsdException w:name="List Number 4" w:semiHidden="1" w:unhideWhenUsed="1"/>
-    <w:lsdException w:name="List Number 5" w:semiHidden="1" w:unhideWhenUsed="1"/>
-    <w:lsdException w:name="Title" w:uiPriority="10" w:qFormat="1"/>
-    <w:lsdException w:name="Closing" w:semiHidden="1" w:unhideWhenUsed="1"/>
-    <w:lsdException w:name="Signature" w:semiHidden="1" w:unhideWhenUsed="1"/>
-    <w:lsdException w:name="Default Paragraph Font" w:semiHidden="1" w:uiPriority="1" w:unhideWhenUsed="1"/>
-    <w:lsdException w:name="Body Text" w:semiHidden="1" w:unhideWhenUsed="1"/>
-    <w:lsdException w:name="Body Text Indent" w:semiHidden="1" w:unhideWhenUsed="1"/>
-    <w:lsdException w:name="List Continue" w:semiHidden="1" w:unhideWhenUsed="1"/>
-    <w:lsdException w:name="List Continue 2" w:semiHidden="1" w:unhideWhenUsed="1"/>
-    <w:lsdException w:name="List Continue 3" w:semiHidden="1" w:unhideWhenUsed="1"/>
-    <w:lsdException w:name="List Continue 4" w:semiHidden="1" w:unhideWhenUsed="1"/>
-    <w:lsdException w:name="List Continue 5" w:semiHidden="1" w:unhideWhenUsed="1"/>
-    <w:lsdException w:name="Message Header" w:semiHidden="1" w:unhideWhenUsed="1"/>
-    <w:lsdException w:name="Subtitle" w:uiPriority="11" w:qFormat="1"/>
-    <w:lsdException w:name="Salutation" w:semiHidden="1" w:unhideWhenUsed="1"/>
-    <w:lsdException w:name="Date" w:semiHidden="1" w:unhideWhenUsed="1"/>
-    <w:lsdException w:name="Body Text First Indent" w:semiHidden="1" w:unhideWhenUsed="1"/>
-    <w:lsdException w:name="Body Text First Indent 2" w:semiHidden="1" w:unhideWhenUsed="1"/>
-    <w:lsdException w:name="Note Heading" w:semiHidden="1" w:unhideWhenUsed="1"/>
-    <w:lsdException w:name="Body Text 2" w:semiHidden="1" w:unhideWhenUsed="1"/>
-    <w:lsdException w:name="Body Text 3" w:semiHidden="1" w:unhideWhenUsed="1"/>
-    <w:lsdException w:name="Body Text Indent 2" w:semiHidden="1" w:unhideWhenUsed="1"/>
-    <w:lsdException w:name="Body Text Indent 3" w:semiHidden="1" w:unhideWhenUsed="1"/>
-    <w:lsdException w:name="Block Text" w:semiHidden="1" w:unhideWhenUsed="1"/>
-    <w:lsdException w:name="Hyperlink" w:semiHidden="1" w:unhideWhenUsed="1"/>
-    <w:lsdException w:name="FollowedHyperlink" w:semiHidden="1" w:unhideWhenUsed="1"/>
-    <w:lsdException w:name="Strong" w:uiPriority="22" w:qFormat="1"/>
-    <w:lsdException w:name="Emphasis" w:uiPriority="20" w:qFormat="1"/>
-    <w:lsdException w:name="Document Map" w:semiHidden="1" w:unhideWhenUsed="1"/>
-    <w:lsdException w:name="Plain Text" w:semiHidden="1" w:unhideWhenUsed="1"/>
-    <w:lsdException w:name="E-mail Signature" w:semiHidden="1" w:unhideWhenUsed="1"/>
-    <w:lsdException w:name="HTML Top of Form" w:semiHidden="1" w:unhideWhenUsed="1"/>
-    <w:lsdException w:name="HTML Bottom of Form" w:semiHidden="1" w:unhideWhenUsed="1"/>
-    <w:lsdException w:name="Normal (Web)" w:semiHidden="1" w:unhideWhenUsed="1"/>
-    <w:lsdException w:name="HTML Acronym" w:semiHidden="1" w:unhideWhenUsed="1"/>
-    <w:lsdException w:name="HTML Address" w:semiHidden="1" w:unhideWhenUsed="1"/>
-    <w:lsdException w:name="HTML Cite" w:semiHidden="1" w:unhideWhenUsed="1"/>
-    <w:lsdException w:name="HTML Code" w:semiHidden="1" w:unhideWhenUsed="1"/>
-    <w:lsdException w:name="HTML Definition" w:semiHidden="1" w:unhideWhenUsed="1"/>
-    <w:lsdException w:name="HTML Keyboard" w:semiHidden="1" w:unhideWhenUsed="1"/>
-    <w:lsdException w:name="HTML Preformatted" w:semiHidden="1" w:unhideWhenUsed="1"/>
-    <w:lsdException w:name="HTML Sample" w:semiHidden="1" w:unhideWhenUsed="1"/>
-    <w:lsdException w:name="HTML Typewriter" w:semiHidden="1" w:unhideWhenUsed="1"/>
-    <w:lsdException w:name="HTML Variable" w:semiHidden="1" w:unhideWhenUsed="1"/>
-    <w:lsdException w:name="Normal Table" w:semiHidden="1" w:unhideWhenUsed="1"/>
-    <w:lsdException w:name="annotation subject" w:semiHidden="1" w:unhideWhenUsed="1"/>
-    <w:lsdException w:name="No List" w:semiHidden="1" w:unhideWhenUsed="1"/>
-    <w:lsdException w:name="Outline List 1" w:semiHidden="1" w:unhideWhenUsed="1"/>
-    <w:lsdException w:name="Outline List 2" w:semiHidden="1" w:unhideWhenUsed="1"/>
-    <w:lsdException w:name="Outline List 3" w:semiHidden="1" w:unhideWhenUsed="1"/>
-    <w:lsdException w:name="Table Simple 1" w:semiHidden="1" w:unhideWhenUsed="1"/>
-    <w:lsdException w:name="Table Simple 2" w:semiHidden="1" w:unhideWhenUsed="1"/>
-    <w:lsdException w:name="Table Simple 3" w:semiHidden="1" w:unhideWhenUsed="1"/>
-    <w:lsdException w:name="Table Classic 1" w:semiHidden="1" w:unhideWhenUsed="1"/>
-    <w:lsdException w:name="Table Classic 2" w:semiHidden="1" w:unhideWhenUsed="1"/>
-    <w:lsdException w:name="Table Classic 3" w:semiHidden="1" w:unhideWhenUsed="1"/>
-    <w:lsdException w:name="Table Classic 4" w:semiHidden="1" w:unhideWhenUsed="1"/>
-    <w:lsdException w:name="Table Colorful 1" w:semiHidden="1" w:unhideWhenUsed="1"/>
-    <w:lsdException w:name="Table Colorful 2" w:semiHidden="1" w:unhideWhenUsed="1"/>
-    <w:lsdException w:name="Table Colorful 3" w:semiHidden="1" w:unhideWhenUsed="1"/>
-    <w:lsdException w:name="Table Columns 1" w:semiHidden="1" w:unhideWhenUsed="1"/>
-    <w:lsdException w:name="Table Columns 2" w:semiHidden="1" w:unhideWhenUsed="1"/>
-    <w:lsdException w:name="Table Columns 3" w:semiHidden="1" w:unhideWhenUsed="1"/>
-    <w:lsdException w:name="Table Columns 4" w:semiHidden="1" w:unhideWhenUsed="1"/>
-    <w:lsdException w:name="Table Columns 5" w:semiHidden="1" w:unhideWhenUsed="1"/>
-    <w:lsdException w:name="Table Grid 1" w:semiHidden="1" w:unhideWhenUsed="1"/>
-    <w:lsdException w:name="Table Grid 2" w:semiHidden="1" w:unhideWhenUsed="1"/>
-    <w:lsdException w:name="Table Grid 3" w:semiHidden="1" w:unhideWhenUsed="1"/>
-    <w:lsdException w:name="Table Grid 4" w:semiHidden="1" w:unhideWhenUsed="1"/>
-    <w:lsdException w:name="Table Grid 5" w:semiHidden="1" w:unhideWhenUsed="1"/>
-    <w:lsdException w:name="Table Grid 6" w:semiHidden="1" w:unhideWhenUsed="1"/>
-    <w:lsdException w:name="Table Grid 7" w:semiHidden="1" w:unhideWhenUsed="1"/>
-    <w:lsdException w:name="Table Grid 8" w:semiHidden="1" w:unhideWhenUsed="1"/>
-    <w:lsdException w:name="Table List 1" w:semiHidden="1" w:unhideWhenUsed="1"/>
-    <w:lsdException w:name="Table List 2" w:semiHidden="1" w:unhideWhenUsed="1"/>
-    <w:lsdException w:name="Table List 3" w:semiHidden="1" w:unhideWhenUsed="1"/>
-    <w:lsdException w:name="Table List 4" w:semiHidden="1" w:unhideWhenUsed="1"/>
-    <w:lsdException w:name="Table List 5" w:semiHidden="1" w:unhideWhenUsed="1"/>
-    <w:lsdException w:name="Table List 6" w:semiHidden="1" w:unhideWhenUsed="1"/>
-    <w:lsdException w:name="Table List 7" w:semiHidden="1" w:unhideWhenUsed="1"/>
-    <w:lsdException w:name="Table List 8" w:semiHidden="1" w:unhideWhenUsed="1"/>
-    <w:lsdException w:name="Table 3D effects 1" w:semiHidden="1" w:unhideWhenUsed="1"/>
-    <w:lsdException w:name="Table 3D effects 2" w:semiHidden="1" w:unhideWhenUsed="1"/>
-    <w:lsdException w:name="Table 3D effects 3" w:semiHidden="1" w:unhideWhenUsed="1"/>
-    <w:lsdException w:name="Table Contemporary" w:semiHidden="1" w:unhideWhenUsed="1"/>
-    <w:lsdException w:name="Table Elegant" w:semiHidden="1" w:unhideWhenUsed="1"/>
-    <w:lsdException w:name="Table Professional" w:semiHidden="1" w:unhideWhenUsed="1"/>
-    <w:lsdException w:name="Table Subtle 1" w:semiHidden="1" w:unhideWhenUsed="1"/>
-    <w:lsdException w:name="Table Subtle 2" w:semiHidden="1" w:unhideWhenUsed="1"/>
-    <w:lsdException w:name="Table Web 1" w:semiHidden="1" w:unhideWhenUsed="1"/>
-    <w:lsdException w:name="Table Web 2" w:semiHidden="1" w:unhideWhenUsed="1"/>
-    <w:lsdException w:name="Table Web 3" w:semiHidden="1" w:unhideWhenUsed="1"/>
-    <w:lsdException w:name="Balloon Text" w:semiHidden="1" w:unhideWhenUsed="1"/>
-    <w:lsdException w:name="Table Grid" w:uiPriority="39"/>
-    <w:lsdException w:name="Table Theme" w:semiHidden="1" w:unhideWhenUsed="1"/>
-    <w:lsdException w:name="Placeholder Text" w:semiHidden="1"/>
-    <w:lsdException w:name="No Spacing" w:uiPriority="1" w:qFormat="1"/>
-    <w:lsdException w:name="Light Shading" w:uiPriority="60"/>
-    <w:lsdException w:name="Light List" w:uiPriority="61"/>
-    <w:lsdException w:name="Light Grid" w:uiPriority="62"/>
-    <w:lsdException w:name="Medium Shading 1" w:uiPriority="63"/>
-    <w:lsdException w:name="Medium Shading 2" w:uiPriority="64"/>
-    <w:lsdException w:name="Medium List 1" w:uiPriority="65"/>
-    <w:lsdException w:name="Medium List 2" w:uiPriority="66"/>
-    <w:lsdException w:name="Medium Grid 1" w:uiPriority="67"/>
-    <w:lsdException w:name="Medium Grid 2" w:uiPriority="68"/>
-    <w:lsdException w:name="Medium Grid 3" w:uiPriority="69"/>
-    <w:lsdException w:name="Dark List" w:uiPriority="70"/>
-    <w:lsdException w:name="Colorful Shading" w:uiPriority="71"/>
-    <w:lsdException w:name="Colorful List" w:uiPriority="72"/>
-    <w:lsdException w:name="Colorful Grid" w:uiPriority="73"/>
-    <w:lsdException w:name="Light Shading Accent 1" w:uiPriority="60"/>
-    <w:lsdException w:name="Light List Accent 1" w:uiPriority="61"/>
-    <w:lsdException w:name="Light Grid Accent 1" w:uiPriority="62"/>
-    <w:lsdException w:name="Medium Shading 1 Accent 1" w:uiPriority="63"/>
-    <w:lsdException w:name="Medium Shading 2 Accent 1" w:uiPriority="64"/>
-    <w:lsdException w:name="Medium List 1 Accent 1" w:uiPriority="65"/>
-    <w:lsdException w:name="Revision" w:semiHidden="1"/>
-    <w:lsdException w:name="List Paragraph" w:uiPriority="34" w:qFormat="1"/>
-    <w:lsdException w:name="Quote" w:uiPriority="29" w:qFormat="1"/>
-    <w:lsdException w:name="Intense Quote" w:uiPriority="30" w:qFormat="1"/>
-    <w:lsdException w:name="Medium List 2 Accent 1" w:uiPriority="66"/>
-    <w:lsdException w:name="Medium Grid 1 Accent 1" w:uiPriority="67"/>
-    <w:lsdException w:name="Medium Grid 2 Accent 1" w:uiPriority="68"/>
-    <w:lsdException w:name="Medium Grid 3 Accent 1" w:uiPriority="69"/>
-    <w:lsdException w:name="Dark List Accent 1" w:uiPriority="70"/>
-    <w:lsdException w:name="Colorful Shading Accent 1" w:uiPriority="71"/>
-    <w:lsdException w:name="Colorful List Accent 1" w:uiPriority="72"/>
-    <w:lsdException w:name="Colorful Grid Accent 1" w:uiPriority="73"/>
-    <w:lsdException w:name="Light Shading Accent 2" w:uiPriority="60"/>
-    <w:lsdException w:name="Light List Accent 2" w:uiPriority="61"/>
-    <w:lsdException w:name="Light Grid Accent 2" w:uiPriority="62"/>
-    <w:lsdException w:name="Medium Shading 1 Accent 2" w:uiPriority="63"/>
-    <w:lsdException w:name="Medium Shading 2 Accent 2" w:uiPriority="64"/>
-    <w:lsdException w:name="Medium List 1 Accent 2" w:uiPriority="65"/>
-    <w:lsdException w:name="Medium List 2 Accent 2" w:uiPriority="66"/>
-    <w:lsdException w:name="Medium Grid 1 Accent 2" w:uiPriority="67"/>
-    <w:lsdException w:name="Medium Grid 2 Accent 2" w:uiPriority="68"/>
-    <w:lsdException w:name="Medium Grid 3 Accent 2" w:uiPriority="69"/>
-    <w:lsdException w:name="Dark List Accent 2" w:uiPriority="70"/>
-    <w:lsdException w:name="Colorful Shading Accent 2" w:uiPriority="71"/>
-    <w:lsdException w:name="Colorful List Accent 2" w:uiPriority="72"/>
-    <w:lsdException w:name="Colorful Grid Accent 2" w:uiPriority="73"/>
-    <w:lsdException w:name="Light Shading Accent 3" w:uiPriority="60"/>
-    <w:lsdException w:name="Light List Accent 3" w:uiPriority="61"/>
-    <w:lsdException w:name="Light Grid Accent 3" w:uiPriority="62"/>
-    <w:lsdException w:name="Medium Shading 1 Accent 3" w:uiPriority="63"/>
-    <w:lsdException w:name="Medium Shading 2 Accent 3" w:uiPriority="64"/>
-    <w:lsdException w:name="Medium List 1 Accent 3" w:uiPriority="65"/>
-    <w:lsdException w:name="Medium List 2 Accent 3" w:uiPriority="66"/>
-    <w:lsdException w:name="Medium Grid 1 Accent 3" w:uiPriority="67"/>
-    <w:lsdException w:name="Medium Grid 2 Accent 3" w:uiPriority="68"/>
-    <w:lsdException w:name="Medium Grid 3 Accent 3" w:uiPriority="69"/>
-    <w:lsdException w:name="Dark List Accent 3" w:uiPriority="70"/>
-    <w:lsdException w:name="Colorful Shading Accent 3" w:uiPriority="71"/>
-    <w:lsdException w:name="Colorful List Accent 3" w:uiPriority="72"/>
-    <w:lsdException w:name="Colorful Grid Accent 3" w:uiPriority="73"/>
-    <w:lsdException w:name="Light Shading Accent 4" w:uiPriority="60"/>
-    <w:lsdException w:name="Light List Accent 4" w:uiPriority="61"/>
-    <w:lsdException w:name="Light Grid Accent 4" w:uiPriority="62"/>
-    <w:lsdException w:name="Medium Shading 1 Accent 4" w:uiPriority="63"/>
-    <w:lsdException w:name="Medium Shading 2 Accent 4" w:uiPriority="64"/>
-    <w:lsdException w:name="Medium List 1 Accent 4" w:uiPriority="65"/>
-    <w:lsdException w:name="Medium List 2 Accent 4" w:uiPriority="66"/>
-    <w:lsdException w:name="Medium Grid 1 Accent 4" w:uiPriority="67"/>
-    <w:lsdException w:name="Medium Grid 2 Accent 4" w:uiPriority="68"/>
-    <w:lsdException w:name="Medium Grid 3 Accent 4" w:uiPriority="69"/>
-    <w:lsdException w:name="Dark List Accent 4" w:uiPriority="70"/>
-    <w:lsdException w:name="Colorful Shading Accent 4" w:uiPriority="71"/>
-    <w:lsdException w:name="Colorful List Accent 4" w:uiPriority="72"/>
-    <w:lsdException w:name="Colorful Grid Accent 4" w:uiPriority="73"/>
-    <w:lsdException w:name="Light Shading Accent 5" w:uiPriority="60"/>
-    <w:lsdException w:name="Light List Accent 5" w:uiPriority="61"/>
-    <w:lsdException w:name="Light Grid Accent 5" w:uiPriority="62"/>
-    <w:lsdException w:name="Medium Shading 1 Accent 5" w:uiPriority="63"/>
-    <w:lsdException w:name="Medium Shading 2 Accent 5" w:uiPriority="64"/>
-    <w:lsdException w:name="Medium List 1 Accent 5" w:uiPriority="65"/>
-    <w:lsdException w:name="Medium List 2 Accent 5" w:uiPriority="66"/>
-    <w:lsdException w:name="Medium Grid 1 Accent 5" w:uiPriority="67"/>
-    <w:lsdException w:name="Medium Grid 2 Accent 5" w:uiPriority="68"/>
-    <w:lsdException w:name="Medium Grid 3 Accent 5" w:uiPriority="69"/>
-    <w:lsdException w:name="Dark List Accent 5" w:uiPriority="70"/>
-    <w:lsdException w:name="Colorful Shading Accent 5" w:uiPriority="71"/>
-    <w:lsdException w:name="Colorful List Accent 5" w:uiPriority="72"/>
-    <w:lsdException w:name="Colorful Grid Accent 5" w:uiPriority="73"/>
-    <w:lsdException w:name="Light Shading Accent 6" w:uiPriority="60"/>
-    <w:lsdException w:name="Light List Accent 6" w:uiPriority="61"/>
-    <w:lsdException w:name="Light Grid Accent 6" w:uiPriority="62"/>
-    <w:lsdException w:name="Medium Shading 1 Accent 6" w:uiPriority="63"/>
-    <w:lsdException w:name="Medium Shading 2 Accent 6" w:uiPriority="64"/>
-    <w:lsdException w:name="Medium List 1 Accent 6" w:uiPriority="65"/>
-    <w:lsdException w:name="Medium List 2 Accent 6" w:uiPriority="66"/>
-    <w:lsdException w:name="Medium Grid 1 Accent 6" w:uiPriority="67"/>
-    <w:lsdException w:name="Medium Grid 2 Accent 6" w:uiPriority="68"/>
-    <w:lsdException w:name="Medium Grid 3 Accent 6" w:uiPriority="69"/>
-    <w:lsdException w:name="Dark List Accent 6" w:uiPriority="70"/>
-    <w:lsdException w:name="Colorful Shading Accent 6" w:uiPriority="71"/>
-    <w:lsdException w:name="Colorful List Accent 6" w:uiPriority="72"/>
-    <w:lsdException w:name="Colorful Grid Accent 6" w:uiPriority="73"/>
-    <w:lsdException w:name="Subtle Emphasis" w:uiPriority="19" w:qFormat="1"/>
-    <w:lsdException w:name="Intense Emphasis" w:uiPriority="21" w:qFormat="1"/>
-    <w:lsdException w:name="Subtle Reference" w:uiPriority="31" w:qFormat="1"/>
-    <w:lsdException w:name="Intense Reference" w:uiPriority="32" w:qFormat="1"/>
-    <w:lsdException w:name="Book Title" w:uiPriority="33" w:qFormat="1"/>
-    <w:lsdException w:name="Bibliography" w:semiHidden="1" w:uiPriority="37" w:unhideWhenUsed="1"/>
-    <w:lsdException w:name="TOC Heading" w:semiHidden="1" w:uiPriority="39" w:unhideWhenUsed="1" w:qFormat="1"/>
-    <w:lsdException w:name="Plain Table 1" w:uiPriority="41"/>
-    <w:lsdException w:name="Plain Table 2" w:uiPriority="42"/>
-    <w:lsdException w:name="Plain Table 3" w:uiPriority="43"/>
-    <w:lsdException w:name="Plain Table 4" w:uiPriority="44"/>
-    <w:lsdException w:name="Plain Table 5" w:uiPriority="45"/>
-    <w:lsdException w:name="Grid Table Light" w:uiPriority="40"/>
-    <w:lsdException w:name="Grid Table 1 Light" w:uiPriority="46"/>
-    <w:lsdException w:name="Grid Table 2" w:uiPriority="47"/>
-    <w:lsdException w:name="Grid Table 3" w:uiPriority="48"/>
-    <w:lsdException w:name="Grid Table 4" w:uiPriority="49"/>
-    <w:lsdException w:name="Grid Table 5 Dark" w:uiPriority="50"/>
-    <w:lsdException w:name="Grid Table 6 Colorful" w:uiPriority="51"/>
-    <w:lsdException w:name="Grid Table 7 Colorful" w:uiPriority="52"/>
-    <w:lsdException w:name="Grid Table 1 Light Accent 1" w:uiPriority="46"/>
-    <w:lsdException w:name="Grid Table 2 Accent 1" w:uiPriority="47"/>
-    <w:lsdException w:name="Grid Table 3 Accent 1" w:uiPriority="48"/>
-    <w:lsdException w:name="Grid Table 4 Accent 1" w:uiPriority="49"/>
-    <w:lsdException w:name="Grid Table 5 Dark Accent 1" w:uiPriority="50"/>
-    <w:lsdException w:name="Grid Table 6 Colorful Accent 1" w:uiPriority="51"/>
-    <w:lsdException w:name="Grid Table 7 Colorful Accent 1" w:uiPriority="52"/>
-    <w:lsdException w:name="Grid Table 1 Light Accent 2" w:uiPriority="46"/>
-    <w:lsdException w:name="Grid Table 2 Accent 2" w:uiPriority="47"/>
-    <w:lsdException w:name="Grid Table 3 Accent 2" w:uiPriority="48"/>
-    <w:lsdException w:name="Grid Table 4 Accent 2" w:uiPriority="49"/>
-    <w:lsdException w:name="Grid Table 5 Dark Accent 2" w:uiPriority="50"/>
-    <w:lsdException w:name="Grid Table 6 Colorful Accent 2" w:uiPriority="51"/>
-    <w:lsdException w:name="Grid Table 7 Colorful Accent 2" w:uiPriority="52"/>
-    <w:lsdException w:name="Grid Table 1 Light Accent 3" w:uiPriority="46"/>
-    <w:lsdException w:name="Grid Table 2 Accent 3" w:uiPriority="47"/>
-    <w:lsdException w:name="Grid Table 3 Accent 3" w:uiPriority="48"/>
-    <w:lsdException w:name="Grid Table 4 Accent 3" w:uiPriority="49"/>
-    <w:lsdException w:name="Grid Table 5 Dark Accent 3" w:uiPriority="50"/>
-    <w:lsdException w:name="Grid Table 6 Colorful Accent 3" w:uiPriority="51"/>
-    <w:lsdException w:name="Grid Table 7 Colorful Accent 3" w:uiPriority="52"/>
-    <w:lsdException w:name="Grid Table 1 Light Accent 4" w:uiPriority="46"/>
-    <w:lsdException w:name="Grid Table 2 Accent 4" w:uiPriority="47"/>
-    <w:lsdException w:name="Grid Table 3 Accent 4" w:uiPriority="48"/>
-    <w:lsdException w:name="Grid Table 4 Accent 4" w:uiPriority="49"/>
-    <w:lsdException w:name="Grid Table 5 Dark Accent 4" w:uiPriority="50"/>
-    <w:lsdException w:name="Grid Table 6 Colorful Accent 4" w:uiPriority="51"/>
-    <w:lsdException w:name="Grid Table 7 Colorful Accent 4" w:uiPriority="52"/>
-    <w:lsdException w:name="Grid Table 1 Light Accent 5" w:uiPriority="46"/>
-    <w:lsdException w:name="Grid Table 2 Accent 5" w:uiPriority="47"/>
-    <w:lsdException w:name="Grid Table 3 Accent 5" w:uiPriority="48"/>
-    <w:lsdException w:name="Grid Table 4 Accent 5" w:uiPriority="49"/>
-    <w:lsdException w:name="Grid Table 5 Dark Accent 5" w:uiPriority="50"/>
-    <w:lsdException w:name="Grid Table 6 Colorful Accent 5" w:uiPriority="51"/>
-    <w:lsdException w:name="Grid Table 7 Colorful Accent 5" w:uiPriority="52"/>
-    <w:lsdException w:name="Grid Table 1 Light Accent 6" w:uiPriority="46"/>
-    <w:lsdException w:name="Grid Table 2 Accent 6" w:uiPriority="47"/>
-    <w:lsdException w:name="Grid Table 3 Accent 6" w:uiPriority="48"/>
-    <w:lsdException w:name="Grid Table 4 Accent 6" w:uiPriority="49"/>
-    <w:lsdException w:name="Grid Table 5 Dark Accent 6" w:uiPriority="50"/>
-    <w:lsdException w:name="Grid Table 6 Colorful Accent 6" w:uiPriority="51"/>
-    <w:lsdException w:name="Grid Table 7 Colorful Accent 6" w:uiPriority="52"/>
-    <w:lsdException w:name="List Table 1 Light" w:uiPriority="46"/>
-    <w:lsdException w:name="List Table 2" w:uiPriority="47"/>
-    <w:lsdException w:name="List Table 3" w:uiPriority="48"/>
-    <w:lsdException w:name="List Table 4" w:uiPriority="49"/>
-    <w:lsdException w:name="List Table 5 Dark" w:uiPriority="50"/>
-    <w:lsdException w:name="List Table 6 Colorful" w:uiPriority="51"/>
-    <w:lsdException w:name="List Table 7 Colorful" w:uiPriority="52"/>
-    <w:lsdException w:name="List Table 1 Light Accent 1" w:uiPriority="46"/>
-    <w:lsdException w:name="List Table 2 Accent 1" w:uiPriority="47"/>
-    <w:lsdException w:name="List Table 3 Accent 1" w:uiPriority="48"/>
-    <w:lsdException w:name="List Table 4 Accent 1" w:uiPriority="49"/>
-    <w:lsdException w:name="List Table 5 Dark Accent 1" w:uiPriority="50"/>
-    <w:lsdException w:name="List Table 6 Colorful Accent 1" w:uiPriority="51"/>
-    <w:lsdException w:name="List Table 7 Colorful Accent 1" w:uiPriority="52"/>
-    <w:lsdException w:name="List Table 1 Light Accent 2" w:uiPriority="46"/>
-    <w:lsdException w:name="List Table 2 Accent 2" w:uiPriority="47"/>
-    <w:lsdException w:name="List Table 3 Accent 2" w:uiPriority="48"/>
-    <w:lsdException w:name="List Table 4 Accent 2" w:uiPriority="49"/>
-    <w:lsdException w:name="List Table 5 Dark Accent 2" w:uiPriority="50"/>
-    <w:lsdException w:name="List Table 6 Colorful Accent 2" w:uiPriority="51"/>
-    <w:lsdException w:name="List Table 7 Colorful Accent 2" w:uiPriority="52"/>
-    <w:lsdException w:name="List Table 1 Light Accent 3" w:uiPriority="46"/>
-    <w:lsdException w:name="List Table 2 Accent 3" w:uiPriority="47"/>
-    <w:lsdException w:name="List Table 3 Accent 3" w:uiPriority="48"/>
-    <w:lsdException w:name="List Table 4 Accent 3" w:uiPriority="49"/>
-    <w:lsdException w:name="List Table 5 Dark Accent 3" w:uiPriority="50"/>
-    <w:lsdException w:name="List Table 6 Colorful Accent 3" w:uiPriority="51"/>
-    <w:lsdException w:name="List Table 7 Colorful Accent 3" w:uiPriority="52"/>
-    <w:lsdException w:name="List Table 1 Light Accent 4" w:uiPriority="46"/>
-    <w:lsdException w:name="List Table 2 Accent 4" w:uiPriority="47"/>
-    <w:lsdException w:name="List Table 3 Accent 4" w:uiPriority="48"/>
-    <w:lsdException w:name="List Table 4 Accent 4" w:uiPriority="49"/>
-    <w:lsdException w:name="List Table 5 Dark Accent 4" w:uiPriority="50"/>
-    <w:lsdException w:name="List Table 6 Colorful Accent 4" w:uiPriority="51"/>
-    <w:lsdException w:name="List Table 7 Colorful Accent 4" w:uiPriority="52"/>
-    <w:lsdException w:name="List Table 1 Light Accent 5" w:uiPriority="46"/>
-    <w:lsdException w:name="List Table 2 Accent 5" w:uiPriority="47"/>
-    <w:lsdException w:name="List Table 3 Accent 5" w:uiPriority="48"/>
-    <w:lsdException w:name="List Table 4 Accent 5" w:uiPriority="49"/>
-    <w:lsdException w:name="List Table 5 Dark Accent 5" w:uiPriority="50"/>
-    <w:lsdException w:name="List Table 6 Colorful Accent 5" w:uiPriority="51"/>
-    <w:lsdException w:name="List Table 7 Colorful Accent 5" w:uiPriority="52"/>
-    <w:lsdException w:name="List Table 1 Light Accent 6" w:uiPriority="46"/>
-    <w:lsdException w:name="List Table 2 Accent 6" w:uiPriority="47"/>
-    <w:lsdException w:name="List Table 3 Accent 6" w:uiPriority="48"/>
-    <w:lsdException w:name="List Table 4 Accent 6" w:uiPriority="49"/>
-    <w:lsdException w:name="List Table 5 Dark Accent 6" w:uiPriority="50"/>
-    <w:lsdException w:name="List Table 6 Colorful Accent 6" w:uiPriority="51"/>
-    <w:lsdException w:name="List Table 7 Colorful Accent 6" w:uiPriority="52"/>
-    <w:lsdException w:name="Mention" w:semiHidden="1" w:unhideWhenUsed="1"/>
-    <w:lsdException w:name="Smart Hyperlink" w:semiHidden="1" w:unhideWhenUsed="1"/>
-    <w:lsdException w:name="Hashtag" w:semiHidden="1" w:unhideWhenUsed="1"/>
-    <w:lsdException w:name="Unresolved Mention" w:semiHidden="1" w:unhideWhenUsed="1"/>
-    <w:lsdException w:name="Smart Link" w:semiHidden="1" w:unhideWhenUsed="1"/>
-  </w:latentStyles>
-  <w:style w:type="paragraph" w:default="1" w:styleId="Normal">
-    <w:name w:val="Normal"/>
-    <w:qFormat/>
-  </w:style>
-  <w:style w:type="character" w:default="1" w:styleId="DefaultParagraphFont">
-    <w:name w:val="Default Paragraph Font"/>
-    <w:uiPriority w:val="1"/>
-    <w:semiHidden/>
-    <w:unhideWhenUsed/>
-  </w:style>
-  <w:style w:type="table" w:default="1" w:styleId="TableNormal">
-    <w:name w:val="Normal Table"/>
-    <w:uiPriority w:val="99"/>
-    <w:semiHidden/>
-    <w:unhideWhenUsed/>
-    <w:tblPr>
-      <w:tblInd w:w="0" w:type="dxa"/>
-      <w:tblCellMar>
-        <w:top w:w="0" w:type="dxa"/>
-        <w:left w:w="108" w:type="dxa"/>
-        <w:bottom w:w="0" w:type="dxa"/>
-        <w:right w:w="108" w:type="dxa"/>
-      </w:tblCellMar>
-    </w:tblPr>
-  </w:style>
-  <w:style w:type="numbering" w:default="1" w:styleId="NoList">
-    <w:name w:val="No List"/>
-    <w:uiPriority w:val="99"/>
-    <w:semiHidden/>
-    <w:unhideWhenUsed/>
-  </w:style>
-  <w:style w:type="paragraph" w:customStyle="1" w:styleId="FE378C1F7FC14D8A8B3E515AF3C6E23E">
-    <w:name w:val="FE378C1F7FC14D8A8B3E515AF3C6E23E"/>
-    <w:rsid w:val="000157DD"/>
-  </w:style>
-  <w:style w:type="paragraph" w:customStyle="1" w:styleId="E1C76354C5144E68BF20E17EFA299472">
-    <w:name w:val="E1C76354C5144E68BF20E17EFA299472"/>
-    <w:rsid w:val="000157DD"/>
-  </w:style>
-</w:styles>
-</file>
-
-<file path=word/glossary/webSettings.xml><?xml version="1.0" encoding="utf-8"?>
-<w:webSettings xmlns:mc="http://schemas.openxmlformats.org/markup-compatibility/2006" xmlns:r="http://schemas.openxmlformats.org/officeDocument/2006/relationships" xmlns:w="http://schemas.openxmlformats.org/wordprocessingml/2006/main" xmlns:w14="http://schemas.microsoft.com/office/word/2010/wordml" xmlns:w15="http://schemas.microsoft.com/office/word/2012/wordml" xmlns:w16cex="http://schemas.microsoft.com/office/word/2018/wordml/cex" xmlns:w16cid="http://schemas.microsoft.com/office/word/2016/wordml/cid" xmlns:w16="http://schemas.microsoft.com/office/word/2018/wordml" xmlns:w16du="http://schemas.microsoft.com/office/word/2023/wordml/word16du" xmlns:w16sdtdh="http://schemas.microsoft.com/office/word/2020/wordml/sdtdatahash" xmlns:w16sdtfl="http://schemas.microsoft.com/office/word/2024/wordml/sdtformatlock" xmlns:w16se="http://schemas.microsoft.com/office/word/2015/wordml/symex" mc:Ignorable="w14 w15 w16se w16cid w16 w16cex w16sdtdh w16sdtfl w16du">
-  <w:optimizeForBrowser/>
-  <w:allowPNG/>
-</w:webSettings>
 </file>
 
 <file path=word/theme/theme1.xml><?xml version="1.0" encoding="utf-8"?>
